--- a/.pandoc/reference.docx
+++ b/.pandoc/reference.docx
@@ -3,36 +3,53 @@
 <w:document xmlns:wpc="http://schemas.microsoft.com/office/word/2010/wordprocessingCanvas" xmlns:cx="http://schemas.microsoft.com/office/drawing/2014/chartex" xmlns:cx1="http://schemas.microsoft.com/office/drawing/2015/9/8/chartex" xmlns:cx2="http://schemas.microsoft.com/office/drawing/2015/10/21/chartex" xmlns:cx3="http://schemas.microsoft.com/office/drawing/2016/5/9/chartex" xmlns:cx4="http://schemas.microsoft.com/office/drawing/2016/5/10/chartex" xmlns:cx5="http://schemas.microsoft.com/office/drawing/2016/5/11/chartex" xmlns:cx6="http://schemas.microsoft.com/office/drawing/2016/5/12/chartex" xmlns:cx7="http://schemas.microsoft.com/office/drawing/2016/5/13/chartex" xmlns:cx8="http://schemas.microsoft.com/office/drawing/2016/5/14/chartex" xmlns:mc="http://schemas.openxmlformats.org/markup-compatibility/2006" xmlns:aink="http://schemas.microsoft.com/office/drawing/2016/ink" xmlns:am3d="http://schemas.microsoft.com/office/drawing/2017/model3d" xmlns:o="urn:schemas-microsoft-com:office:office" xmlns:oel="http://schemas.microsoft.com/office/2019/extlst" xmlns:r="http://schemas.openxmlformats.org/officeDocument/2006/relationships" xmlns:m="http://schemas.openxmlformats.org/officeDocument/2006/math" xmlns:v="urn:schemas-microsoft-com:vml" xmlns:wp14="http://schemas.microsoft.com/office/word/2010/wordprocessingDrawing" xmlns:wp="http://schemas.openxmlformats.org/drawingml/2006/wordprocessingDrawing" xmlns:w10="urn:schemas-microsoft-com:office:word" xmlns:w="http://schemas.openxmlformats.org/wordprocessingml/2006/main" xmlns:w14="http://schemas.microsoft.com/office/word/2010/wordml" xmlns:w15="http://schemas.microsoft.com/office/word/2012/wordml" xmlns:w16cex="http://schemas.microsoft.com/office/word/2018/wordml/cex" xmlns:w16cid="http://schemas.microsoft.com/office/word/2016/wordml/cid" xmlns:w16="http://schemas.microsoft.com/office/word/2018/wordml" xmlns:w16du="http://schemas.microsoft.com/office/word/2023/wordml/word16du" xmlns:w16sdtdh="http://schemas.microsoft.com/office/word/2020/wordml/sdtdatahash" xmlns:w16sdtfl="http://schemas.microsoft.com/office/word/2024/wordml/sdtformatlock" xmlns:w16se="http://schemas.microsoft.com/office/word/2015/wordml/symex" xmlns:wpg="http://schemas.microsoft.com/office/word/2010/wordprocessingGroup" xmlns:wpi="http://schemas.microsoft.com/office/word/2010/wordprocessingInk" xmlns:wne="http://schemas.microsoft.com/office/word/2006/wordml" xmlns:wps="http://schemas.microsoft.com/office/word/2010/wordprocessingShape" mc:Ignorable="w14 w15 w16se w16cid w16 w16cex w16sdtdh w16sdtfl w16du wp14">
   <w:body>
     <w:p>
-      <w:pPr>
-        <w:pStyle w:val="aa"/>
-      </w:pPr>
       <w:r>
-        <w:t>НАЗВАНИЕ ДОКУМЕНТА</w:t>
+        <w:t>Проект</w:t>
       </w:r>
     </w:p>
     <w:p>
       <w:pPr>
         <w:pStyle w:val="1"/>
       </w:pPr>
+      <w:bookmarkStart w:id="0" w:name="цифровой-кодекс-республики-казахстан"/>
       <w:r>
-        <w:t>ГЛАВА 1. ОБЩИЕ ПОЛОЖЕНИЯ</w:t>
+        <w:t>ЦИФРОВОЙ КОДЕКС РЕСПУБЛИКИ КАЗАХСТАН</w:t>
       </w:r>
     </w:p>
     <w:p>
       <w:pPr>
         <w:pStyle w:val="21"/>
       </w:pPr>
+      <w:bookmarkStart w:id="1" w:name="глава-1-общие-положения"/>
       <w:r>
-        <w:t>Статья 1. Предмет регулирования</w:t>
+        <w:t>Глава 1. Общие положения</w:t>
       </w:r>
     </w:p>
     <w:p>
+      <w:pPr>
+        <w:pStyle w:val="31"/>
+      </w:pPr>
+      <w:bookmarkStart w:id="2" w:name="Xd617e65b7d89424fa97f897cf3e26db56ecc2d1"/>
       <w:r>
-        <w:t>1. Пример абзаца. Текст выровнен по ширине, отступ слева 1,5 см, межстрочный интервал 1.0. Цвет текста — чёрный.</w:t>
+        <w:t>Статья 1. Отношения, регулируемые настоящим Кодексом</w:t>
       </w:r>
     </w:p>
+    <w:p>
+      <w:pPr>
+        <w:numPr>
+          <w:ilvl w:val="0"/>
+          <w:numId w:val="11"/>
+        </w:numPr>
+      </w:pPr>
+      <w:r>
+        <w:t>Настоящий Кодекс регулирует общественные отношения в цифровой среде, организованные посредством создания, обработки, хранения и передачи цифровых данных.</w:t>
+      </w:r>
+      <w:bookmarkEnd w:id="0"/>
+      <w:bookmarkEnd w:id="1"/>
+      <w:bookmarkEnd w:id="2"/>
+    </w:p>
     <w:sectPr>
-      <w:headerReference w:type="default" r:id="rId8"/>
+      <w:headerReference w:type="default" r:id="rId7"/>
       <w:pgSz w:w="11906" w:h="16838"/>
       <w:pgMar w:top="850" w:right="1134" w:bottom="1417" w:left="1417" w:header="720" w:footer="720" w:gutter="0"/>
       <w:cols w:space="720"/>
@@ -47,6 +64,9 @@
 <w:endnotes xmlns:wpc="http://schemas.microsoft.com/office/word/2010/wordprocessingCanvas" xmlns:cx="http://schemas.microsoft.com/office/drawing/2014/chartex" xmlns:cx1="http://schemas.microsoft.com/office/drawing/2015/9/8/chartex" xmlns:cx2="http://schemas.microsoft.com/office/drawing/2015/10/21/chartex" xmlns:cx3="http://schemas.microsoft.com/office/drawing/2016/5/9/chartex" xmlns:cx4="http://schemas.microsoft.com/office/drawing/2016/5/10/chartex" xmlns:cx5="http://schemas.microsoft.com/office/drawing/2016/5/11/chartex" xmlns:cx6="http://schemas.microsoft.com/office/drawing/2016/5/12/chartex" xmlns:cx7="http://schemas.microsoft.com/office/drawing/2016/5/13/chartex" xmlns:cx8="http://schemas.microsoft.com/office/drawing/2016/5/14/chartex" xmlns:mc="http://schemas.openxmlformats.org/markup-compatibility/2006" xmlns:aink="http://schemas.microsoft.com/office/drawing/2016/ink" xmlns:am3d="http://schemas.microsoft.com/office/drawing/2017/model3d" xmlns:o="urn:schemas-microsoft-com:office:office" xmlns:oel="http://schemas.microsoft.com/office/2019/extlst" xmlns:r="http://schemas.openxmlformats.org/officeDocument/2006/relationships" xmlns:m="http://schemas.openxmlformats.org/officeDocument/2006/math" xmlns:v="urn:schemas-microsoft-com:vml" xmlns:wp14="http://schemas.microsoft.com/office/word/2010/wordprocessingDrawing" xmlns:wp="http://schemas.openxmlformats.org/drawingml/2006/wordprocessingDrawing" xmlns:w10="urn:schemas-microsoft-com:office:word" xmlns:w="http://schemas.openxmlformats.org/wordprocessingml/2006/main" xmlns:w14="http://schemas.microsoft.com/office/word/2010/wordml" xmlns:w15="http://schemas.microsoft.com/office/word/2012/wordml" xmlns:w16cex="http://schemas.microsoft.com/office/word/2018/wordml/cex" xmlns:w16cid="http://schemas.microsoft.com/office/word/2016/wordml/cid" xmlns:w16="http://schemas.microsoft.com/office/word/2018/wordml" xmlns:w16du="http://schemas.microsoft.com/office/word/2023/wordml/word16du" xmlns:w16sdtdh="http://schemas.microsoft.com/office/word/2020/wordml/sdtdatahash" xmlns:w16sdtfl="http://schemas.microsoft.com/office/word/2024/wordml/sdtformatlock" xmlns:w16se="http://schemas.microsoft.com/office/word/2015/wordml/symex" xmlns:wpg="http://schemas.microsoft.com/office/word/2010/wordprocessingGroup" xmlns:wpi="http://schemas.microsoft.com/office/word/2010/wordprocessingInk" xmlns:wne="http://schemas.microsoft.com/office/word/2006/wordml" xmlns:wps="http://schemas.microsoft.com/office/word/2010/wordprocessingShape" mc:Ignorable="w14 w15 w16se w16cid w16 w16cex w16sdtdh w16sdtfl w16du wp14">
   <w:endnote w:type="separator" w:id="-1">
     <w:p>
+      <w:pPr>
+        <w:spacing w:after="0"/>
+      </w:pPr>
       <w:r>
         <w:separator/>
       </w:r>
@@ -54,6 +74,9 @@
   </w:endnote>
   <w:endnote w:type="continuationSeparator" w:id="0">
     <w:p>
+      <w:pPr>
+        <w:spacing w:after="0"/>
+      </w:pPr>
       <w:r>
         <w:continuationSeparator/>
       </w:r>
@@ -96,6 +119,12 @@
     </w:r>
     <w:r>
       <w:fldChar w:fldCharType="separate"/>
+    </w:r>
+    <w:r>
+      <w:rPr>
+        <w:noProof/>
+      </w:rPr>
+      <w:t>2</w:t>
     </w:r>
     <w:r>
       <w:fldChar w:fldCharType="end"/>
@@ -277,6 +306,255 @@
       </w:rPr>
     </w:lvl>
   </w:abstractNum>
+  <w:abstractNum w:abstractNumId="9" w15:restartNumberingAfterBreak="0">
+    <w:nsid w:val="0000A990"/>
+    <w:multiLevelType w:val="multilevel"/>
+    <w:tmpl w:val="166EE274"/>
+    <w:lvl w:ilvl="0">
+      <w:numFmt w:val="bullet"/>
+      <w:lvlText w:val=" "/>
+      <w:lvlJc w:val="left"/>
+      <w:pPr>
+        <w:ind w:left="720" w:hanging="480"/>
+      </w:pPr>
+    </w:lvl>
+    <w:lvl w:ilvl="1">
+      <w:numFmt w:val="bullet"/>
+      <w:lvlText w:val=" "/>
+      <w:lvlJc w:val="left"/>
+      <w:pPr>
+        <w:ind w:left="1440" w:hanging="480"/>
+      </w:pPr>
+    </w:lvl>
+    <w:lvl w:ilvl="2">
+      <w:numFmt w:val="bullet"/>
+      <w:lvlText w:val=" "/>
+      <w:lvlJc w:val="left"/>
+      <w:pPr>
+        <w:ind w:left="2160" w:hanging="480"/>
+      </w:pPr>
+    </w:lvl>
+    <w:lvl w:ilvl="3">
+      <w:numFmt w:val="bullet"/>
+      <w:lvlText w:val=" "/>
+      <w:lvlJc w:val="left"/>
+      <w:pPr>
+        <w:ind w:left="2880" w:hanging="480"/>
+      </w:pPr>
+    </w:lvl>
+    <w:lvl w:ilvl="4">
+      <w:numFmt w:val="bullet"/>
+      <w:lvlText w:val=" "/>
+      <w:lvlJc w:val="left"/>
+      <w:pPr>
+        <w:ind w:left="3600" w:hanging="480"/>
+      </w:pPr>
+    </w:lvl>
+    <w:lvl w:ilvl="5">
+      <w:numFmt w:val="bullet"/>
+      <w:lvlText w:val=" "/>
+      <w:lvlJc w:val="left"/>
+      <w:pPr>
+        <w:ind w:left="4320" w:hanging="480"/>
+      </w:pPr>
+    </w:lvl>
+    <w:lvl w:ilvl="6">
+      <w:numFmt w:val="bullet"/>
+      <w:lvlText w:val=" "/>
+      <w:lvlJc w:val="left"/>
+      <w:pPr>
+        <w:ind w:left="5040" w:hanging="480"/>
+      </w:pPr>
+    </w:lvl>
+    <w:lvl w:ilvl="7">
+      <w:numFmt w:val="bullet"/>
+      <w:lvlText w:val=" "/>
+      <w:lvlJc w:val="left"/>
+      <w:pPr>
+        <w:ind w:left="5760" w:hanging="480"/>
+      </w:pPr>
+    </w:lvl>
+    <w:lvl w:ilvl="8">
+      <w:numFmt w:val="bullet"/>
+      <w:lvlText w:val=" "/>
+      <w:lvlJc w:val="left"/>
+      <w:pPr>
+        <w:ind w:left="6480" w:hanging="480"/>
+      </w:pPr>
+    </w:lvl>
+  </w:abstractNum>
+  <w:abstractNum w:abstractNumId="10" w15:restartNumberingAfterBreak="0">
+    <w:nsid w:val="00A99411"/>
+    <w:multiLevelType w:val="multilevel"/>
+    <w:tmpl w:val="5DD8C254"/>
+    <w:lvl w:ilvl="0">
+      <w:start w:val="1"/>
+      <w:numFmt w:val="decimal"/>
+      <w:lvlText w:val="%1."/>
+      <w:lvlJc w:val="left"/>
+      <w:pPr>
+        <w:ind w:left="720" w:hanging="480"/>
+      </w:pPr>
+    </w:lvl>
+    <w:lvl w:ilvl="1">
+      <w:start w:val="1"/>
+      <w:numFmt w:val="decimal"/>
+      <w:lvlText w:val="%2."/>
+      <w:lvlJc w:val="left"/>
+      <w:pPr>
+        <w:ind w:left="1440" w:hanging="480"/>
+      </w:pPr>
+    </w:lvl>
+    <w:lvl w:ilvl="2">
+      <w:start w:val="1"/>
+      <w:numFmt w:val="decimal"/>
+      <w:lvlText w:val="%3."/>
+      <w:lvlJc w:val="left"/>
+      <w:pPr>
+        <w:ind w:left="2160" w:hanging="480"/>
+      </w:pPr>
+    </w:lvl>
+    <w:lvl w:ilvl="3">
+      <w:start w:val="1"/>
+      <w:numFmt w:val="decimal"/>
+      <w:lvlText w:val="%4."/>
+      <w:lvlJc w:val="left"/>
+      <w:pPr>
+        <w:ind w:left="2880" w:hanging="480"/>
+      </w:pPr>
+    </w:lvl>
+    <w:lvl w:ilvl="4">
+      <w:start w:val="1"/>
+      <w:numFmt w:val="decimal"/>
+      <w:lvlText w:val="%5."/>
+      <w:lvlJc w:val="left"/>
+      <w:pPr>
+        <w:ind w:left="3600" w:hanging="480"/>
+      </w:pPr>
+    </w:lvl>
+    <w:lvl w:ilvl="5">
+      <w:start w:val="1"/>
+      <w:numFmt w:val="decimal"/>
+      <w:lvlText w:val="%6."/>
+      <w:lvlJc w:val="left"/>
+      <w:pPr>
+        <w:ind w:left="4320" w:hanging="480"/>
+      </w:pPr>
+    </w:lvl>
+    <w:lvl w:ilvl="6">
+      <w:start w:val="1"/>
+      <w:numFmt w:val="decimal"/>
+      <w:lvlText w:val="%7."/>
+      <w:lvlJc w:val="left"/>
+      <w:pPr>
+        <w:ind w:left="5040" w:hanging="480"/>
+      </w:pPr>
+    </w:lvl>
+    <w:lvl w:ilvl="7">
+      <w:start w:val="1"/>
+      <w:numFmt w:val="decimal"/>
+      <w:lvlText w:val="%8."/>
+      <w:lvlJc w:val="left"/>
+      <w:pPr>
+        <w:ind w:left="5760" w:hanging="480"/>
+      </w:pPr>
+    </w:lvl>
+    <w:lvl w:ilvl="8">
+      <w:start w:val="1"/>
+      <w:numFmt w:val="decimal"/>
+      <w:lvlText w:val="%9."/>
+      <w:lvlJc w:val="left"/>
+      <w:pPr>
+        <w:ind w:left="6480" w:hanging="480"/>
+      </w:pPr>
+    </w:lvl>
+  </w:abstractNum>
+  <w:abstractNum w:abstractNumId="11" w15:restartNumberingAfterBreak="0">
+    <w:nsid w:val="00A99421"/>
+    <w:multiLevelType w:val="multilevel"/>
+    <w:tmpl w:val="6C406994"/>
+    <w:lvl w:ilvl="0">
+      <w:start w:val="1"/>
+      <w:numFmt w:val="decimal"/>
+      <w:lvlText w:val="%1)"/>
+      <w:lvlJc w:val="left"/>
+      <w:pPr>
+        <w:ind w:left="720" w:hanging="480"/>
+      </w:pPr>
+    </w:lvl>
+    <w:lvl w:ilvl="1">
+      <w:start w:val="1"/>
+      <w:numFmt w:val="decimal"/>
+      <w:lvlText w:val="%2)"/>
+      <w:lvlJc w:val="left"/>
+      <w:pPr>
+        <w:ind w:left="1440" w:hanging="480"/>
+      </w:pPr>
+    </w:lvl>
+    <w:lvl w:ilvl="2">
+      <w:start w:val="1"/>
+      <w:numFmt w:val="decimal"/>
+      <w:lvlText w:val="%3)"/>
+      <w:lvlJc w:val="left"/>
+      <w:pPr>
+        <w:ind w:left="2160" w:hanging="480"/>
+      </w:pPr>
+    </w:lvl>
+    <w:lvl w:ilvl="3">
+      <w:start w:val="1"/>
+      <w:numFmt w:val="decimal"/>
+      <w:lvlText w:val="%4)"/>
+      <w:lvlJc w:val="left"/>
+      <w:pPr>
+        <w:ind w:left="2880" w:hanging="480"/>
+      </w:pPr>
+    </w:lvl>
+    <w:lvl w:ilvl="4">
+      <w:start w:val="1"/>
+      <w:numFmt w:val="decimal"/>
+      <w:lvlText w:val="%5)"/>
+      <w:lvlJc w:val="left"/>
+      <w:pPr>
+        <w:ind w:left="3600" w:hanging="480"/>
+      </w:pPr>
+    </w:lvl>
+    <w:lvl w:ilvl="5">
+      <w:start w:val="1"/>
+      <w:numFmt w:val="decimal"/>
+      <w:lvlText w:val="%6)"/>
+      <w:lvlJc w:val="left"/>
+      <w:pPr>
+        <w:ind w:left="4320" w:hanging="480"/>
+      </w:pPr>
+    </w:lvl>
+    <w:lvl w:ilvl="6">
+      <w:start w:val="1"/>
+      <w:numFmt w:val="decimal"/>
+      <w:lvlText w:val="%7)"/>
+      <w:lvlJc w:val="left"/>
+      <w:pPr>
+        <w:ind w:left="5040" w:hanging="480"/>
+      </w:pPr>
+    </w:lvl>
+    <w:lvl w:ilvl="7">
+      <w:start w:val="1"/>
+      <w:numFmt w:val="decimal"/>
+      <w:lvlText w:val="%8)"/>
+      <w:lvlJc w:val="left"/>
+      <w:pPr>
+        <w:ind w:left="5760" w:hanging="480"/>
+      </w:pPr>
+    </w:lvl>
+    <w:lvl w:ilvl="8">
+      <w:start w:val="1"/>
+      <w:numFmt w:val="decimal"/>
+      <w:lvlText w:val="%9)"/>
+      <w:lvlJc w:val="left"/>
+      <w:pPr>
+        <w:ind w:left="6480" w:hanging="480"/>
+      </w:pPr>
+    </w:lvl>
+  </w:abstractNum>
   <w:num w:numId="1" w16cid:durableId="1965426141">
     <w:abstractNumId w:val="8"/>
   </w:num>
@@ -303,6 +581,2799 @@
   </w:num>
   <w:num w:numId="9" w16cid:durableId="511265401">
     <w:abstractNumId w:val="0"/>
+  </w:num>
+  <w:num w:numId="10" w16cid:durableId="805242963">
+    <w:abstractNumId w:val="9"/>
+  </w:num>
+  <w:num w:numId="11" w16cid:durableId="553154474">
+    <w:abstractNumId w:val="10"/>
+    <w:lvlOverride w:ilvl="0">
+      <w:startOverride w:val="1"/>
+    </w:lvlOverride>
+    <w:lvlOverride w:ilvl="1">
+      <w:startOverride w:val="1"/>
+    </w:lvlOverride>
+    <w:lvlOverride w:ilvl="2">
+      <w:startOverride w:val="1"/>
+    </w:lvlOverride>
+    <w:lvlOverride w:ilvl="3">
+      <w:startOverride w:val="1"/>
+    </w:lvlOverride>
+    <w:lvlOverride w:ilvl="4">
+      <w:startOverride w:val="1"/>
+    </w:lvlOverride>
+    <w:lvlOverride w:ilvl="5">
+      <w:startOverride w:val="1"/>
+    </w:lvlOverride>
+    <w:lvlOverride w:ilvl="6">
+      <w:startOverride w:val="1"/>
+    </w:lvlOverride>
+    <w:lvlOverride w:ilvl="7">
+      <w:startOverride w:val="1"/>
+    </w:lvlOverride>
+    <w:lvlOverride w:ilvl="8">
+      <w:startOverride w:val="1"/>
+    </w:lvlOverride>
+  </w:num>
+  <w:num w:numId="12" w16cid:durableId="973218096">
+    <w:abstractNumId w:val="10"/>
+    <w:lvlOverride w:ilvl="0">
+      <w:startOverride w:val="1"/>
+    </w:lvlOverride>
+    <w:lvlOverride w:ilvl="1">
+      <w:startOverride w:val="1"/>
+    </w:lvlOverride>
+    <w:lvlOverride w:ilvl="2">
+      <w:startOverride w:val="1"/>
+    </w:lvlOverride>
+    <w:lvlOverride w:ilvl="3">
+      <w:startOverride w:val="1"/>
+    </w:lvlOverride>
+    <w:lvlOverride w:ilvl="4">
+      <w:startOverride w:val="1"/>
+    </w:lvlOverride>
+    <w:lvlOverride w:ilvl="5">
+      <w:startOverride w:val="1"/>
+    </w:lvlOverride>
+    <w:lvlOverride w:ilvl="6">
+      <w:startOverride w:val="1"/>
+    </w:lvlOverride>
+    <w:lvlOverride w:ilvl="7">
+      <w:startOverride w:val="1"/>
+    </w:lvlOverride>
+    <w:lvlOverride w:ilvl="8">
+      <w:startOverride w:val="1"/>
+    </w:lvlOverride>
+  </w:num>
+  <w:num w:numId="13" w16cid:durableId="815530967">
+    <w:abstractNumId w:val="10"/>
+    <w:lvlOverride w:ilvl="0">
+      <w:startOverride w:val="1"/>
+    </w:lvlOverride>
+    <w:lvlOverride w:ilvl="1">
+      <w:startOverride w:val="1"/>
+    </w:lvlOverride>
+    <w:lvlOverride w:ilvl="2">
+      <w:startOverride w:val="1"/>
+    </w:lvlOverride>
+    <w:lvlOverride w:ilvl="3">
+      <w:startOverride w:val="1"/>
+    </w:lvlOverride>
+    <w:lvlOverride w:ilvl="4">
+      <w:startOverride w:val="1"/>
+    </w:lvlOverride>
+    <w:lvlOverride w:ilvl="5">
+      <w:startOverride w:val="1"/>
+    </w:lvlOverride>
+    <w:lvlOverride w:ilvl="6">
+      <w:startOverride w:val="1"/>
+    </w:lvlOverride>
+    <w:lvlOverride w:ilvl="7">
+      <w:startOverride w:val="1"/>
+    </w:lvlOverride>
+    <w:lvlOverride w:ilvl="8">
+      <w:startOverride w:val="1"/>
+    </w:lvlOverride>
+  </w:num>
+  <w:num w:numId="14" w16cid:durableId="1674649192">
+    <w:abstractNumId w:val="11"/>
+    <w:lvlOverride w:ilvl="0">
+      <w:startOverride w:val="1"/>
+    </w:lvlOverride>
+    <w:lvlOverride w:ilvl="1">
+      <w:startOverride w:val="1"/>
+    </w:lvlOverride>
+    <w:lvlOverride w:ilvl="2">
+      <w:startOverride w:val="1"/>
+    </w:lvlOverride>
+    <w:lvlOverride w:ilvl="3">
+      <w:startOverride w:val="1"/>
+    </w:lvlOverride>
+    <w:lvlOverride w:ilvl="4">
+      <w:startOverride w:val="1"/>
+    </w:lvlOverride>
+    <w:lvlOverride w:ilvl="5">
+      <w:startOverride w:val="1"/>
+    </w:lvlOverride>
+    <w:lvlOverride w:ilvl="6">
+      <w:startOverride w:val="1"/>
+    </w:lvlOverride>
+    <w:lvlOverride w:ilvl="7">
+      <w:startOverride w:val="1"/>
+    </w:lvlOverride>
+    <w:lvlOverride w:ilvl="8">
+      <w:startOverride w:val="1"/>
+    </w:lvlOverride>
+  </w:num>
+  <w:num w:numId="15" w16cid:durableId="889615239">
+    <w:abstractNumId w:val="10"/>
+    <w:lvlOverride w:ilvl="0">
+      <w:startOverride w:val="1"/>
+    </w:lvlOverride>
+    <w:lvlOverride w:ilvl="1">
+      <w:startOverride w:val="1"/>
+    </w:lvlOverride>
+    <w:lvlOverride w:ilvl="2">
+      <w:startOverride w:val="1"/>
+    </w:lvlOverride>
+    <w:lvlOverride w:ilvl="3">
+      <w:startOverride w:val="1"/>
+    </w:lvlOverride>
+    <w:lvlOverride w:ilvl="4">
+      <w:startOverride w:val="1"/>
+    </w:lvlOverride>
+    <w:lvlOverride w:ilvl="5">
+      <w:startOverride w:val="1"/>
+    </w:lvlOverride>
+    <w:lvlOverride w:ilvl="6">
+      <w:startOverride w:val="1"/>
+    </w:lvlOverride>
+    <w:lvlOverride w:ilvl="7">
+      <w:startOverride w:val="1"/>
+    </w:lvlOverride>
+    <w:lvlOverride w:ilvl="8">
+      <w:startOverride w:val="1"/>
+    </w:lvlOverride>
+  </w:num>
+  <w:num w:numId="16" w16cid:durableId="75785625">
+    <w:abstractNumId w:val="11"/>
+    <w:lvlOverride w:ilvl="0">
+      <w:startOverride w:val="1"/>
+    </w:lvlOverride>
+    <w:lvlOverride w:ilvl="1">
+      <w:startOverride w:val="1"/>
+    </w:lvlOverride>
+    <w:lvlOverride w:ilvl="2">
+      <w:startOverride w:val="1"/>
+    </w:lvlOverride>
+    <w:lvlOverride w:ilvl="3">
+      <w:startOverride w:val="1"/>
+    </w:lvlOverride>
+    <w:lvlOverride w:ilvl="4">
+      <w:startOverride w:val="1"/>
+    </w:lvlOverride>
+    <w:lvlOverride w:ilvl="5">
+      <w:startOverride w:val="1"/>
+    </w:lvlOverride>
+    <w:lvlOverride w:ilvl="6">
+      <w:startOverride w:val="1"/>
+    </w:lvlOverride>
+    <w:lvlOverride w:ilvl="7">
+      <w:startOverride w:val="1"/>
+    </w:lvlOverride>
+    <w:lvlOverride w:ilvl="8">
+      <w:startOverride w:val="1"/>
+    </w:lvlOverride>
+  </w:num>
+  <w:num w:numId="17" w16cid:durableId="594368138">
+    <w:abstractNumId w:val="10"/>
+    <w:lvlOverride w:ilvl="0">
+      <w:startOverride w:val="1"/>
+    </w:lvlOverride>
+    <w:lvlOverride w:ilvl="1">
+      <w:startOverride w:val="1"/>
+    </w:lvlOverride>
+    <w:lvlOverride w:ilvl="2">
+      <w:startOverride w:val="1"/>
+    </w:lvlOverride>
+    <w:lvlOverride w:ilvl="3">
+      <w:startOverride w:val="1"/>
+    </w:lvlOverride>
+    <w:lvlOverride w:ilvl="4">
+      <w:startOverride w:val="1"/>
+    </w:lvlOverride>
+    <w:lvlOverride w:ilvl="5">
+      <w:startOverride w:val="1"/>
+    </w:lvlOverride>
+    <w:lvlOverride w:ilvl="6">
+      <w:startOverride w:val="1"/>
+    </w:lvlOverride>
+    <w:lvlOverride w:ilvl="7">
+      <w:startOverride w:val="1"/>
+    </w:lvlOverride>
+    <w:lvlOverride w:ilvl="8">
+      <w:startOverride w:val="1"/>
+    </w:lvlOverride>
+  </w:num>
+  <w:num w:numId="18" w16cid:durableId="2094547415">
+    <w:abstractNumId w:val="10"/>
+    <w:lvlOverride w:ilvl="0">
+      <w:startOverride w:val="1"/>
+    </w:lvlOverride>
+    <w:lvlOverride w:ilvl="1">
+      <w:startOverride w:val="1"/>
+    </w:lvlOverride>
+    <w:lvlOverride w:ilvl="2">
+      <w:startOverride w:val="1"/>
+    </w:lvlOverride>
+    <w:lvlOverride w:ilvl="3">
+      <w:startOverride w:val="1"/>
+    </w:lvlOverride>
+    <w:lvlOverride w:ilvl="4">
+      <w:startOverride w:val="1"/>
+    </w:lvlOverride>
+    <w:lvlOverride w:ilvl="5">
+      <w:startOverride w:val="1"/>
+    </w:lvlOverride>
+    <w:lvlOverride w:ilvl="6">
+      <w:startOverride w:val="1"/>
+    </w:lvlOverride>
+    <w:lvlOverride w:ilvl="7">
+      <w:startOverride w:val="1"/>
+    </w:lvlOverride>
+    <w:lvlOverride w:ilvl="8">
+      <w:startOverride w:val="1"/>
+    </w:lvlOverride>
+  </w:num>
+  <w:num w:numId="19" w16cid:durableId="1870609537">
+    <w:abstractNumId w:val="11"/>
+    <w:lvlOverride w:ilvl="0">
+      <w:startOverride w:val="1"/>
+    </w:lvlOverride>
+    <w:lvlOverride w:ilvl="1">
+      <w:startOverride w:val="1"/>
+    </w:lvlOverride>
+    <w:lvlOverride w:ilvl="2">
+      <w:startOverride w:val="1"/>
+    </w:lvlOverride>
+    <w:lvlOverride w:ilvl="3">
+      <w:startOverride w:val="1"/>
+    </w:lvlOverride>
+    <w:lvlOverride w:ilvl="4">
+      <w:startOverride w:val="1"/>
+    </w:lvlOverride>
+    <w:lvlOverride w:ilvl="5">
+      <w:startOverride w:val="1"/>
+    </w:lvlOverride>
+    <w:lvlOverride w:ilvl="6">
+      <w:startOverride w:val="1"/>
+    </w:lvlOverride>
+    <w:lvlOverride w:ilvl="7">
+      <w:startOverride w:val="1"/>
+    </w:lvlOverride>
+    <w:lvlOverride w:ilvl="8">
+      <w:startOverride w:val="1"/>
+    </w:lvlOverride>
+  </w:num>
+  <w:num w:numId="20" w16cid:durableId="2080442883">
+    <w:abstractNumId w:val="10"/>
+    <w:lvlOverride w:ilvl="0">
+      <w:startOverride w:val="1"/>
+    </w:lvlOverride>
+    <w:lvlOverride w:ilvl="1">
+      <w:startOverride w:val="1"/>
+    </w:lvlOverride>
+    <w:lvlOverride w:ilvl="2">
+      <w:startOverride w:val="1"/>
+    </w:lvlOverride>
+    <w:lvlOverride w:ilvl="3">
+      <w:startOverride w:val="1"/>
+    </w:lvlOverride>
+    <w:lvlOverride w:ilvl="4">
+      <w:startOverride w:val="1"/>
+    </w:lvlOverride>
+    <w:lvlOverride w:ilvl="5">
+      <w:startOverride w:val="1"/>
+    </w:lvlOverride>
+    <w:lvlOverride w:ilvl="6">
+      <w:startOverride w:val="1"/>
+    </w:lvlOverride>
+    <w:lvlOverride w:ilvl="7">
+      <w:startOverride w:val="1"/>
+    </w:lvlOverride>
+    <w:lvlOverride w:ilvl="8">
+      <w:startOverride w:val="1"/>
+    </w:lvlOverride>
+  </w:num>
+  <w:num w:numId="21" w16cid:durableId="1240139899">
+    <w:abstractNumId w:val="11"/>
+    <w:lvlOverride w:ilvl="0">
+      <w:startOverride w:val="1"/>
+    </w:lvlOverride>
+    <w:lvlOverride w:ilvl="1">
+      <w:startOverride w:val="1"/>
+    </w:lvlOverride>
+    <w:lvlOverride w:ilvl="2">
+      <w:startOverride w:val="1"/>
+    </w:lvlOverride>
+    <w:lvlOverride w:ilvl="3">
+      <w:startOverride w:val="1"/>
+    </w:lvlOverride>
+    <w:lvlOverride w:ilvl="4">
+      <w:startOverride w:val="1"/>
+    </w:lvlOverride>
+    <w:lvlOverride w:ilvl="5">
+      <w:startOverride w:val="1"/>
+    </w:lvlOverride>
+    <w:lvlOverride w:ilvl="6">
+      <w:startOverride w:val="1"/>
+    </w:lvlOverride>
+    <w:lvlOverride w:ilvl="7">
+      <w:startOverride w:val="1"/>
+    </w:lvlOverride>
+    <w:lvlOverride w:ilvl="8">
+      <w:startOverride w:val="1"/>
+    </w:lvlOverride>
+  </w:num>
+  <w:num w:numId="22" w16cid:durableId="328216438">
+    <w:abstractNumId w:val="10"/>
+    <w:lvlOverride w:ilvl="0">
+      <w:startOverride w:val="1"/>
+    </w:lvlOverride>
+    <w:lvlOverride w:ilvl="1">
+      <w:startOverride w:val="1"/>
+    </w:lvlOverride>
+    <w:lvlOverride w:ilvl="2">
+      <w:startOverride w:val="1"/>
+    </w:lvlOverride>
+    <w:lvlOverride w:ilvl="3">
+      <w:startOverride w:val="1"/>
+    </w:lvlOverride>
+    <w:lvlOverride w:ilvl="4">
+      <w:startOverride w:val="1"/>
+    </w:lvlOverride>
+    <w:lvlOverride w:ilvl="5">
+      <w:startOverride w:val="1"/>
+    </w:lvlOverride>
+    <w:lvlOverride w:ilvl="6">
+      <w:startOverride w:val="1"/>
+    </w:lvlOverride>
+    <w:lvlOverride w:ilvl="7">
+      <w:startOverride w:val="1"/>
+    </w:lvlOverride>
+    <w:lvlOverride w:ilvl="8">
+      <w:startOverride w:val="1"/>
+    </w:lvlOverride>
+  </w:num>
+  <w:num w:numId="23" w16cid:durableId="1263224041">
+    <w:abstractNumId w:val="11"/>
+    <w:lvlOverride w:ilvl="0">
+      <w:startOverride w:val="1"/>
+    </w:lvlOverride>
+    <w:lvlOverride w:ilvl="1">
+      <w:startOverride w:val="1"/>
+    </w:lvlOverride>
+    <w:lvlOverride w:ilvl="2">
+      <w:startOverride w:val="1"/>
+    </w:lvlOverride>
+    <w:lvlOverride w:ilvl="3">
+      <w:startOverride w:val="1"/>
+    </w:lvlOverride>
+    <w:lvlOverride w:ilvl="4">
+      <w:startOverride w:val="1"/>
+    </w:lvlOverride>
+    <w:lvlOverride w:ilvl="5">
+      <w:startOverride w:val="1"/>
+    </w:lvlOverride>
+    <w:lvlOverride w:ilvl="6">
+      <w:startOverride w:val="1"/>
+    </w:lvlOverride>
+    <w:lvlOverride w:ilvl="7">
+      <w:startOverride w:val="1"/>
+    </w:lvlOverride>
+    <w:lvlOverride w:ilvl="8">
+      <w:startOverride w:val="1"/>
+    </w:lvlOverride>
+  </w:num>
+  <w:num w:numId="24" w16cid:durableId="366220290">
+    <w:abstractNumId w:val="10"/>
+    <w:lvlOverride w:ilvl="0">
+      <w:startOverride w:val="1"/>
+    </w:lvlOverride>
+    <w:lvlOverride w:ilvl="1">
+      <w:startOverride w:val="1"/>
+    </w:lvlOverride>
+    <w:lvlOverride w:ilvl="2">
+      <w:startOverride w:val="1"/>
+    </w:lvlOverride>
+    <w:lvlOverride w:ilvl="3">
+      <w:startOverride w:val="1"/>
+    </w:lvlOverride>
+    <w:lvlOverride w:ilvl="4">
+      <w:startOverride w:val="1"/>
+    </w:lvlOverride>
+    <w:lvlOverride w:ilvl="5">
+      <w:startOverride w:val="1"/>
+    </w:lvlOverride>
+    <w:lvlOverride w:ilvl="6">
+      <w:startOverride w:val="1"/>
+    </w:lvlOverride>
+    <w:lvlOverride w:ilvl="7">
+      <w:startOverride w:val="1"/>
+    </w:lvlOverride>
+    <w:lvlOverride w:ilvl="8">
+      <w:startOverride w:val="1"/>
+    </w:lvlOverride>
+  </w:num>
+  <w:num w:numId="25" w16cid:durableId="1234511586">
+    <w:abstractNumId w:val="11"/>
+    <w:lvlOverride w:ilvl="0">
+      <w:startOverride w:val="1"/>
+    </w:lvlOverride>
+    <w:lvlOverride w:ilvl="1">
+      <w:startOverride w:val="1"/>
+    </w:lvlOverride>
+    <w:lvlOverride w:ilvl="2">
+      <w:startOverride w:val="1"/>
+    </w:lvlOverride>
+    <w:lvlOverride w:ilvl="3">
+      <w:startOverride w:val="1"/>
+    </w:lvlOverride>
+    <w:lvlOverride w:ilvl="4">
+      <w:startOverride w:val="1"/>
+    </w:lvlOverride>
+    <w:lvlOverride w:ilvl="5">
+      <w:startOverride w:val="1"/>
+    </w:lvlOverride>
+    <w:lvlOverride w:ilvl="6">
+      <w:startOverride w:val="1"/>
+    </w:lvlOverride>
+    <w:lvlOverride w:ilvl="7">
+      <w:startOverride w:val="1"/>
+    </w:lvlOverride>
+    <w:lvlOverride w:ilvl="8">
+      <w:startOverride w:val="1"/>
+    </w:lvlOverride>
+  </w:num>
+  <w:num w:numId="26" w16cid:durableId="1825245014">
+    <w:abstractNumId w:val="11"/>
+    <w:lvlOverride w:ilvl="0">
+      <w:startOverride w:val="1"/>
+    </w:lvlOverride>
+    <w:lvlOverride w:ilvl="1">
+      <w:startOverride w:val="1"/>
+    </w:lvlOverride>
+    <w:lvlOverride w:ilvl="2">
+      <w:startOverride w:val="1"/>
+    </w:lvlOverride>
+    <w:lvlOverride w:ilvl="3">
+      <w:startOverride w:val="1"/>
+    </w:lvlOverride>
+    <w:lvlOverride w:ilvl="4">
+      <w:startOverride w:val="1"/>
+    </w:lvlOverride>
+    <w:lvlOverride w:ilvl="5">
+      <w:startOverride w:val="1"/>
+    </w:lvlOverride>
+    <w:lvlOverride w:ilvl="6">
+      <w:startOverride w:val="1"/>
+    </w:lvlOverride>
+    <w:lvlOverride w:ilvl="7">
+      <w:startOverride w:val="1"/>
+    </w:lvlOverride>
+    <w:lvlOverride w:ilvl="8">
+      <w:startOverride w:val="1"/>
+    </w:lvlOverride>
+  </w:num>
+  <w:num w:numId="27" w16cid:durableId="1524706831">
+    <w:abstractNumId w:val="10"/>
+    <w:lvlOverride w:ilvl="0">
+      <w:startOverride w:val="1"/>
+    </w:lvlOverride>
+    <w:lvlOverride w:ilvl="1">
+      <w:startOverride w:val="1"/>
+    </w:lvlOverride>
+    <w:lvlOverride w:ilvl="2">
+      <w:startOverride w:val="1"/>
+    </w:lvlOverride>
+    <w:lvlOverride w:ilvl="3">
+      <w:startOverride w:val="1"/>
+    </w:lvlOverride>
+    <w:lvlOverride w:ilvl="4">
+      <w:startOverride w:val="1"/>
+    </w:lvlOverride>
+    <w:lvlOverride w:ilvl="5">
+      <w:startOverride w:val="1"/>
+    </w:lvlOverride>
+    <w:lvlOverride w:ilvl="6">
+      <w:startOverride w:val="1"/>
+    </w:lvlOverride>
+    <w:lvlOverride w:ilvl="7">
+      <w:startOverride w:val="1"/>
+    </w:lvlOverride>
+    <w:lvlOverride w:ilvl="8">
+      <w:startOverride w:val="1"/>
+    </w:lvlOverride>
+  </w:num>
+  <w:num w:numId="28" w16cid:durableId="1044209159">
+    <w:abstractNumId w:val="10"/>
+    <w:lvlOverride w:ilvl="0">
+      <w:startOverride w:val="1"/>
+    </w:lvlOverride>
+    <w:lvlOverride w:ilvl="1">
+      <w:startOverride w:val="1"/>
+    </w:lvlOverride>
+    <w:lvlOverride w:ilvl="2">
+      <w:startOverride w:val="1"/>
+    </w:lvlOverride>
+    <w:lvlOverride w:ilvl="3">
+      <w:startOverride w:val="1"/>
+    </w:lvlOverride>
+    <w:lvlOverride w:ilvl="4">
+      <w:startOverride w:val="1"/>
+    </w:lvlOverride>
+    <w:lvlOverride w:ilvl="5">
+      <w:startOverride w:val="1"/>
+    </w:lvlOverride>
+    <w:lvlOverride w:ilvl="6">
+      <w:startOverride w:val="1"/>
+    </w:lvlOverride>
+    <w:lvlOverride w:ilvl="7">
+      <w:startOverride w:val="1"/>
+    </w:lvlOverride>
+    <w:lvlOverride w:ilvl="8">
+      <w:startOverride w:val="1"/>
+    </w:lvlOverride>
+  </w:num>
+  <w:num w:numId="29" w16cid:durableId="2010332621">
+    <w:abstractNumId w:val="11"/>
+    <w:lvlOverride w:ilvl="0">
+      <w:startOverride w:val="1"/>
+    </w:lvlOverride>
+    <w:lvlOverride w:ilvl="1">
+      <w:startOverride w:val="1"/>
+    </w:lvlOverride>
+    <w:lvlOverride w:ilvl="2">
+      <w:startOverride w:val="1"/>
+    </w:lvlOverride>
+    <w:lvlOverride w:ilvl="3">
+      <w:startOverride w:val="1"/>
+    </w:lvlOverride>
+    <w:lvlOverride w:ilvl="4">
+      <w:startOverride w:val="1"/>
+    </w:lvlOverride>
+    <w:lvlOverride w:ilvl="5">
+      <w:startOverride w:val="1"/>
+    </w:lvlOverride>
+    <w:lvlOverride w:ilvl="6">
+      <w:startOverride w:val="1"/>
+    </w:lvlOverride>
+    <w:lvlOverride w:ilvl="7">
+      <w:startOverride w:val="1"/>
+    </w:lvlOverride>
+    <w:lvlOverride w:ilvl="8">
+      <w:startOverride w:val="1"/>
+    </w:lvlOverride>
+  </w:num>
+  <w:num w:numId="30" w16cid:durableId="833565666">
+    <w:abstractNumId w:val="10"/>
+    <w:lvlOverride w:ilvl="0">
+      <w:startOverride w:val="1"/>
+    </w:lvlOverride>
+    <w:lvlOverride w:ilvl="1">
+      <w:startOverride w:val="1"/>
+    </w:lvlOverride>
+    <w:lvlOverride w:ilvl="2">
+      <w:startOverride w:val="1"/>
+    </w:lvlOverride>
+    <w:lvlOverride w:ilvl="3">
+      <w:startOverride w:val="1"/>
+    </w:lvlOverride>
+    <w:lvlOverride w:ilvl="4">
+      <w:startOverride w:val="1"/>
+    </w:lvlOverride>
+    <w:lvlOverride w:ilvl="5">
+      <w:startOverride w:val="1"/>
+    </w:lvlOverride>
+    <w:lvlOverride w:ilvl="6">
+      <w:startOverride w:val="1"/>
+    </w:lvlOverride>
+    <w:lvlOverride w:ilvl="7">
+      <w:startOverride w:val="1"/>
+    </w:lvlOverride>
+    <w:lvlOverride w:ilvl="8">
+      <w:startOverride w:val="1"/>
+    </w:lvlOverride>
+  </w:num>
+  <w:num w:numId="31" w16cid:durableId="1169514859">
+    <w:abstractNumId w:val="11"/>
+    <w:lvlOverride w:ilvl="0">
+      <w:startOverride w:val="1"/>
+    </w:lvlOverride>
+    <w:lvlOverride w:ilvl="1">
+      <w:startOverride w:val="1"/>
+    </w:lvlOverride>
+    <w:lvlOverride w:ilvl="2">
+      <w:startOverride w:val="1"/>
+    </w:lvlOverride>
+    <w:lvlOverride w:ilvl="3">
+      <w:startOverride w:val="1"/>
+    </w:lvlOverride>
+    <w:lvlOverride w:ilvl="4">
+      <w:startOverride w:val="1"/>
+    </w:lvlOverride>
+    <w:lvlOverride w:ilvl="5">
+      <w:startOverride w:val="1"/>
+    </w:lvlOverride>
+    <w:lvlOverride w:ilvl="6">
+      <w:startOverride w:val="1"/>
+    </w:lvlOverride>
+    <w:lvlOverride w:ilvl="7">
+      <w:startOverride w:val="1"/>
+    </w:lvlOverride>
+    <w:lvlOverride w:ilvl="8">
+      <w:startOverride w:val="1"/>
+    </w:lvlOverride>
+  </w:num>
+  <w:num w:numId="32" w16cid:durableId="950355301">
+    <w:abstractNumId w:val="10"/>
+    <w:lvlOverride w:ilvl="0">
+      <w:startOverride w:val="1"/>
+    </w:lvlOverride>
+    <w:lvlOverride w:ilvl="1">
+      <w:startOverride w:val="1"/>
+    </w:lvlOverride>
+    <w:lvlOverride w:ilvl="2">
+      <w:startOverride w:val="1"/>
+    </w:lvlOverride>
+    <w:lvlOverride w:ilvl="3">
+      <w:startOverride w:val="1"/>
+    </w:lvlOverride>
+    <w:lvlOverride w:ilvl="4">
+      <w:startOverride w:val="1"/>
+    </w:lvlOverride>
+    <w:lvlOverride w:ilvl="5">
+      <w:startOverride w:val="1"/>
+    </w:lvlOverride>
+    <w:lvlOverride w:ilvl="6">
+      <w:startOverride w:val="1"/>
+    </w:lvlOverride>
+    <w:lvlOverride w:ilvl="7">
+      <w:startOverride w:val="1"/>
+    </w:lvlOverride>
+    <w:lvlOverride w:ilvl="8">
+      <w:startOverride w:val="1"/>
+    </w:lvlOverride>
+  </w:num>
+  <w:num w:numId="33" w16cid:durableId="961111664">
+    <w:abstractNumId w:val="10"/>
+    <w:lvlOverride w:ilvl="0">
+      <w:startOverride w:val="1"/>
+    </w:lvlOverride>
+    <w:lvlOverride w:ilvl="1">
+      <w:startOverride w:val="1"/>
+    </w:lvlOverride>
+    <w:lvlOverride w:ilvl="2">
+      <w:startOverride w:val="1"/>
+    </w:lvlOverride>
+    <w:lvlOverride w:ilvl="3">
+      <w:startOverride w:val="1"/>
+    </w:lvlOverride>
+    <w:lvlOverride w:ilvl="4">
+      <w:startOverride w:val="1"/>
+    </w:lvlOverride>
+    <w:lvlOverride w:ilvl="5">
+      <w:startOverride w:val="1"/>
+    </w:lvlOverride>
+    <w:lvlOverride w:ilvl="6">
+      <w:startOverride w:val="1"/>
+    </w:lvlOverride>
+    <w:lvlOverride w:ilvl="7">
+      <w:startOverride w:val="1"/>
+    </w:lvlOverride>
+    <w:lvlOverride w:ilvl="8">
+      <w:startOverride w:val="1"/>
+    </w:lvlOverride>
+  </w:num>
+  <w:num w:numId="34" w16cid:durableId="752630166">
+    <w:abstractNumId w:val="11"/>
+    <w:lvlOverride w:ilvl="0">
+      <w:startOverride w:val="1"/>
+    </w:lvlOverride>
+    <w:lvlOverride w:ilvl="1">
+      <w:startOverride w:val="1"/>
+    </w:lvlOverride>
+    <w:lvlOverride w:ilvl="2">
+      <w:startOverride w:val="1"/>
+    </w:lvlOverride>
+    <w:lvlOverride w:ilvl="3">
+      <w:startOverride w:val="1"/>
+    </w:lvlOverride>
+    <w:lvlOverride w:ilvl="4">
+      <w:startOverride w:val="1"/>
+    </w:lvlOverride>
+    <w:lvlOverride w:ilvl="5">
+      <w:startOverride w:val="1"/>
+    </w:lvlOverride>
+    <w:lvlOverride w:ilvl="6">
+      <w:startOverride w:val="1"/>
+    </w:lvlOverride>
+    <w:lvlOverride w:ilvl="7">
+      <w:startOverride w:val="1"/>
+    </w:lvlOverride>
+    <w:lvlOverride w:ilvl="8">
+      <w:startOverride w:val="1"/>
+    </w:lvlOverride>
+  </w:num>
+  <w:num w:numId="35" w16cid:durableId="1703018841">
+    <w:abstractNumId w:val="10"/>
+    <w:lvlOverride w:ilvl="0">
+      <w:startOverride w:val="1"/>
+    </w:lvlOverride>
+    <w:lvlOverride w:ilvl="1">
+      <w:startOverride w:val="1"/>
+    </w:lvlOverride>
+    <w:lvlOverride w:ilvl="2">
+      <w:startOverride w:val="1"/>
+    </w:lvlOverride>
+    <w:lvlOverride w:ilvl="3">
+      <w:startOverride w:val="1"/>
+    </w:lvlOverride>
+    <w:lvlOverride w:ilvl="4">
+      <w:startOverride w:val="1"/>
+    </w:lvlOverride>
+    <w:lvlOverride w:ilvl="5">
+      <w:startOverride w:val="1"/>
+    </w:lvlOverride>
+    <w:lvlOverride w:ilvl="6">
+      <w:startOverride w:val="1"/>
+    </w:lvlOverride>
+    <w:lvlOverride w:ilvl="7">
+      <w:startOverride w:val="1"/>
+    </w:lvlOverride>
+    <w:lvlOverride w:ilvl="8">
+      <w:startOverride w:val="1"/>
+    </w:lvlOverride>
+  </w:num>
+  <w:num w:numId="36" w16cid:durableId="582373955">
+    <w:abstractNumId w:val="11"/>
+    <w:lvlOverride w:ilvl="0">
+      <w:startOverride w:val="1"/>
+    </w:lvlOverride>
+    <w:lvlOverride w:ilvl="1">
+      <w:startOverride w:val="1"/>
+    </w:lvlOverride>
+    <w:lvlOverride w:ilvl="2">
+      <w:startOverride w:val="1"/>
+    </w:lvlOverride>
+    <w:lvlOverride w:ilvl="3">
+      <w:startOverride w:val="1"/>
+    </w:lvlOverride>
+    <w:lvlOverride w:ilvl="4">
+      <w:startOverride w:val="1"/>
+    </w:lvlOverride>
+    <w:lvlOverride w:ilvl="5">
+      <w:startOverride w:val="1"/>
+    </w:lvlOverride>
+    <w:lvlOverride w:ilvl="6">
+      <w:startOverride w:val="1"/>
+    </w:lvlOverride>
+    <w:lvlOverride w:ilvl="7">
+      <w:startOverride w:val="1"/>
+    </w:lvlOverride>
+    <w:lvlOverride w:ilvl="8">
+      <w:startOverride w:val="1"/>
+    </w:lvlOverride>
+  </w:num>
+  <w:num w:numId="37" w16cid:durableId="203254169">
+    <w:abstractNumId w:val="10"/>
+    <w:lvlOverride w:ilvl="0">
+      <w:startOverride w:val="1"/>
+    </w:lvlOverride>
+    <w:lvlOverride w:ilvl="1">
+      <w:startOverride w:val="1"/>
+    </w:lvlOverride>
+    <w:lvlOverride w:ilvl="2">
+      <w:startOverride w:val="1"/>
+    </w:lvlOverride>
+    <w:lvlOverride w:ilvl="3">
+      <w:startOverride w:val="1"/>
+    </w:lvlOverride>
+    <w:lvlOverride w:ilvl="4">
+      <w:startOverride w:val="1"/>
+    </w:lvlOverride>
+    <w:lvlOverride w:ilvl="5">
+      <w:startOverride w:val="1"/>
+    </w:lvlOverride>
+    <w:lvlOverride w:ilvl="6">
+      <w:startOverride w:val="1"/>
+    </w:lvlOverride>
+    <w:lvlOverride w:ilvl="7">
+      <w:startOverride w:val="1"/>
+    </w:lvlOverride>
+    <w:lvlOverride w:ilvl="8">
+      <w:startOverride w:val="1"/>
+    </w:lvlOverride>
+  </w:num>
+  <w:num w:numId="38" w16cid:durableId="1430277725">
+    <w:abstractNumId w:val="11"/>
+    <w:lvlOverride w:ilvl="0">
+      <w:startOverride w:val="1"/>
+    </w:lvlOverride>
+    <w:lvlOverride w:ilvl="1">
+      <w:startOverride w:val="1"/>
+    </w:lvlOverride>
+    <w:lvlOverride w:ilvl="2">
+      <w:startOverride w:val="1"/>
+    </w:lvlOverride>
+    <w:lvlOverride w:ilvl="3">
+      <w:startOverride w:val="1"/>
+    </w:lvlOverride>
+    <w:lvlOverride w:ilvl="4">
+      <w:startOverride w:val="1"/>
+    </w:lvlOverride>
+    <w:lvlOverride w:ilvl="5">
+      <w:startOverride w:val="1"/>
+    </w:lvlOverride>
+    <w:lvlOverride w:ilvl="6">
+      <w:startOverride w:val="1"/>
+    </w:lvlOverride>
+    <w:lvlOverride w:ilvl="7">
+      <w:startOverride w:val="1"/>
+    </w:lvlOverride>
+    <w:lvlOverride w:ilvl="8">
+      <w:startOverride w:val="1"/>
+    </w:lvlOverride>
+  </w:num>
+  <w:num w:numId="39" w16cid:durableId="1013916602">
+    <w:abstractNumId w:val="11"/>
+    <w:lvlOverride w:ilvl="0">
+      <w:startOverride w:val="1"/>
+    </w:lvlOverride>
+    <w:lvlOverride w:ilvl="1">
+      <w:startOverride w:val="1"/>
+    </w:lvlOverride>
+    <w:lvlOverride w:ilvl="2">
+      <w:startOverride w:val="1"/>
+    </w:lvlOverride>
+    <w:lvlOverride w:ilvl="3">
+      <w:startOverride w:val="1"/>
+    </w:lvlOverride>
+    <w:lvlOverride w:ilvl="4">
+      <w:startOverride w:val="1"/>
+    </w:lvlOverride>
+    <w:lvlOverride w:ilvl="5">
+      <w:startOverride w:val="1"/>
+    </w:lvlOverride>
+    <w:lvlOverride w:ilvl="6">
+      <w:startOverride w:val="1"/>
+    </w:lvlOverride>
+    <w:lvlOverride w:ilvl="7">
+      <w:startOverride w:val="1"/>
+    </w:lvlOverride>
+    <w:lvlOverride w:ilvl="8">
+      <w:startOverride w:val="1"/>
+    </w:lvlOverride>
+  </w:num>
+  <w:num w:numId="40" w16cid:durableId="787550542">
+    <w:abstractNumId w:val="10"/>
+    <w:lvlOverride w:ilvl="0">
+      <w:startOverride w:val="1"/>
+    </w:lvlOverride>
+    <w:lvlOverride w:ilvl="1">
+      <w:startOverride w:val="1"/>
+    </w:lvlOverride>
+    <w:lvlOverride w:ilvl="2">
+      <w:startOverride w:val="1"/>
+    </w:lvlOverride>
+    <w:lvlOverride w:ilvl="3">
+      <w:startOverride w:val="1"/>
+    </w:lvlOverride>
+    <w:lvlOverride w:ilvl="4">
+      <w:startOverride w:val="1"/>
+    </w:lvlOverride>
+    <w:lvlOverride w:ilvl="5">
+      <w:startOverride w:val="1"/>
+    </w:lvlOverride>
+    <w:lvlOverride w:ilvl="6">
+      <w:startOverride w:val="1"/>
+    </w:lvlOverride>
+    <w:lvlOverride w:ilvl="7">
+      <w:startOverride w:val="1"/>
+    </w:lvlOverride>
+    <w:lvlOverride w:ilvl="8">
+      <w:startOverride w:val="1"/>
+    </w:lvlOverride>
+  </w:num>
+  <w:num w:numId="41" w16cid:durableId="784882549">
+    <w:abstractNumId w:val="10"/>
+    <w:lvlOverride w:ilvl="0">
+      <w:startOverride w:val="1"/>
+    </w:lvlOverride>
+    <w:lvlOverride w:ilvl="1">
+      <w:startOverride w:val="1"/>
+    </w:lvlOverride>
+    <w:lvlOverride w:ilvl="2">
+      <w:startOverride w:val="1"/>
+    </w:lvlOverride>
+    <w:lvlOverride w:ilvl="3">
+      <w:startOverride w:val="1"/>
+    </w:lvlOverride>
+    <w:lvlOverride w:ilvl="4">
+      <w:startOverride w:val="1"/>
+    </w:lvlOverride>
+    <w:lvlOverride w:ilvl="5">
+      <w:startOverride w:val="1"/>
+    </w:lvlOverride>
+    <w:lvlOverride w:ilvl="6">
+      <w:startOverride w:val="1"/>
+    </w:lvlOverride>
+    <w:lvlOverride w:ilvl="7">
+      <w:startOverride w:val="1"/>
+    </w:lvlOverride>
+    <w:lvlOverride w:ilvl="8">
+      <w:startOverride w:val="1"/>
+    </w:lvlOverride>
+  </w:num>
+  <w:num w:numId="42" w16cid:durableId="608123847">
+    <w:abstractNumId w:val="10"/>
+    <w:lvlOverride w:ilvl="0">
+      <w:startOverride w:val="1"/>
+    </w:lvlOverride>
+    <w:lvlOverride w:ilvl="1">
+      <w:startOverride w:val="1"/>
+    </w:lvlOverride>
+    <w:lvlOverride w:ilvl="2">
+      <w:startOverride w:val="1"/>
+    </w:lvlOverride>
+    <w:lvlOverride w:ilvl="3">
+      <w:startOverride w:val="1"/>
+    </w:lvlOverride>
+    <w:lvlOverride w:ilvl="4">
+      <w:startOverride w:val="1"/>
+    </w:lvlOverride>
+    <w:lvlOverride w:ilvl="5">
+      <w:startOverride w:val="1"/>
+    </w:lvlOverride>
+    <w:lvlOverride w:ilvl="6">
+      <w:startOverride w:val="1"/>
+    </w:lvlOverride>
+    <w:lvlOverride w:ilvl="7">
+      <w:startOverride w:val="1"/>
+    </w:lvlOverride>
+    <w:lvlOverride w:ilvl="8">
+      <w:startOverride w:val="1"/>
+    </w:lvlOverride>
+  </w:num>
+  <w:num w:numId="43" w16cid:durableId="762841028">
+    <w:abstractNumId w:val="10"/>
+    <w:lvlOverride w:ilvl="0">
+      <w:startOverride w:val="1"/>
+    </w:lvlOverride>
+    <w:lvlOverride w:ilvl="1">
+      <w:startOverride w:val="1"/>
+    </w:lvlOverride>
+    <w:lvlOverride w:ilvl="2">
+      <w:startOverride w:val="1"/>
+    </w:lvlOverride>
+    <w:lvlOverride w:ilvl="3">
+      <w:startOverride w:val="1"/>
+    </w:lvlOverride>
+    <w:lvlOverride w:ilvl="4">
+      <w:startOverride w:val="1"/>
+    </w:lvlOverride>
+    <w:lvlOverride w:ilvl="5">
+      <w:startOverride w:val="1"/>
+    </w:lvlOverride>
+    <w:lvlOverride w:ilvl="6">
+      <w:startOverride w:val="1"/>
+    </w:lvlOverride>
+    <w:lvlOverride w:ilvl="7">
+      <w:startOverride w:val="1"/>
+    </w:lvlOverride>
+    <w:lvlOverride w:ilvl="8">
+      <w:startOverride w:val="1"/>
+    </w:lvlOverride>
+  </w:num>
+  <w:num w:numId="44" w16cid:durableId="904493000">
+    <w:abstractNumId w:val="11"/>
+    <w:lvlOverride w:ilvl="0">
+      <w:startOverride w:val="1"/>
+    </w:lvlOverride>
+    <w:lvlOverride w:ilvl="1">
+      <w:startOverride w:val="1"/>
+    </w:lvlOverride>
+    <w:lvlOverride w:ilvl="2">
+      <w:startOverride w:val="1"/>
+    </w:lvlOverride>
+    <w:lvlOverride w:ilvl="3">
+      <w:startOverride w:val="1"/>
+    </w:lvlOverride>
+    <w:lvlOverride w:ilvl="4">
+      <w:startOverride w:val="1"/>
+    </w:lvlOverride>
+    <w:lvlOverride w:ilvl="5">
+      <w:startOverride w:val="1"/>
+    </w:lvlOverride>
+    <w:lvlOverride w:ilvl="6">
+      <w:startOverride w:val="1"/>
+    </w:lvlOverride>
+    <w:lvlOverride w:ilvl="7">
+      <w:startOverride w:val="1"/>
+    </w:lvlOverride>
+    <w:lvlOverride w:ilvl="8">
+      <w:startOverride w:val="1"/>
+    </w:lvlOverride>
+  </w:num>
+  <w:num w:numId="45" w16cid:durableId="204026214">
+    <w:abstractNumId w:val="11"/>
+    <w:lvlOverride w:ilvl="0">
+      <w:startOverride w:val="1"/>
+    </w:lvlOverride>
+    <w:lvlOverride w:ilvl="1">
+      <w:startOverride w:val="1"/>
+    </w:lvlOverride>
+    <w:lvlOverride w:ilvl="2">
+      <w:startOverride w:val="1"/>
+    </w:lvlOverride>
+    <w:lvlOverride w:ilvl="3">
+      <w:startOverride w:val="1"/>
+    </w:lvlOverride>
+    <w:lvlOverride w:ilvl="4">
+      <w:startOverride w:val="1"/>
+    </w:lvlOverride>
+    <w:lvlOverride w:ilvl="5">
+      <w:startOverride w:val="1"/>
+    </w:lvlOverride>
+    <w:lvlOverride w:ilvl="6">
+      <w:startOverride w:val="1"/>
+    </w:lvlOverride>
+    <w:lvlOverride w:ilvl="7">
+      <w:startOverride w:val="1"/>
+    </w:lvlOverride>
+    <w:lvlOverride w:ilvl="8">
+      <w:startOverride w:val="1"/>
+    </w:lvlOverride>
+  </w:num>
+  <w:num w:numId="46" w16cid:durableId="1565683501">
+    <w:abstractNumId w:val="10"/>
+    <w:lvlOverride w:ilvl="0">
+      <w:startOverride w:val="1"/>
+    </w:lvlOverride>
+    <w:lvlOverride w:ilvl="1">
+      <w:startOverride w:val="1"/>
+    </w:lvlOverride>
+    <w:lvlOverride w:ilvl="2">
+      <w:startOverride w:val="1"/>
+    </w:lvlOverride>
+    <w:lvlOverride w:ilvl="3">
+      <w:startOverride w:val="1"/>
+    </w:lvlOverride>
+    <w:lvlOverride w:ilvl="4">
+      <w:startOverride w:val="1"/>
+    </w:lvlOverride>
+    <w:lvlOverride w:ilvl="5">
+      <w:startOverride w:val="1"/>
+    </w:lvlOverride>
+    <w:lvlOverride w:ilvl="6">
+      <w:startOverride w:val="1"/>
+    </w:lvlOverride>
+    <w:lvlOverride w:ilvl="7">
+      <w:startOverride w:val="1"/>
+    </w:lvlOverride>
+    <w:lvlOverride w:ilvl="8">
+      <w:startOverride w:val="1"/>
+    </w:lvlOverride>
+  </w:num>
+  <w:num w:numId="47" w16cid:durableId="1094008146">
+    <w:abstractNumId w:val="11"/>
+    <w:lvlOverride w:ilvl="0">
+      <w:startOverride w:val="1"/>
+    </w:lvlOverride>
+    <w:lvlOverride w:ilvl="1">
+      <w:startOverride w:val="1"/>
+    </w:lvlOverride>
+    <w:lvlOverride w:ilvl="2">
+      <w:startOverride w:val="1"/>
+    </w:lvlOverride>
+    <w:lvlOverride w:ilvl="3">
+      <w:startOverride w:val="1"/>
+    </w:lvlOverride>
+    <w:lvlOverride w:ilvl="4">
+      <w:startOverride w:val="1"/>
+    </w:lvlOverride>
+    <w:lvlOverride w:ilvl="5">
+      <w:startOverride w:val="1"/>
+    </w:lvlOverride>
+    <w:lvlOverride w:ilvl="6">
+      <w:startOverride w:val="1"/>
+    </w:lvlOverride>
+    <w:lvlOverride w:ilvl="7">
+      <w:startOverride w:val="1"/>
+    </w:lvlOverride>
+    <w:lvlOverride w:ilvl="8">
+      <w:startOverride w:val="1"/>
+    </w:lvlOverride>
+  </w:num>
+  <w:num w:numId="48" w16cid:durableId="1377462671">
+    <w:abstractNumId w:val="10"/>
+    <w:lvlOverride w:ilvl="0">
+      <w:startOverride w:val="1"/>
+    </w:lvlOverride>
+    <w:lvlOverride w:ilvl="1">
+      <w:startOverride w:val="1"/>
+    </w:lvlOverride>
+    <w:lvlOverride w:ilvl="2">
+      <w:startOverride w:val="1"/>
+    </w:lvlOverride>
+    <w:lvlOverride w:ilvl="3">
+      <w:startOverride w:val="1"/>
+    </w:lvlOverride>
+    <w:lvlOverride w:ilvl="4">
+      <w:startOverride w:val="1"/>
+    </w:lvlOverride>
+    <w:lvlOverride w:ilvl="5">
+      <w:startOverride w:val="1"/>
+    </w:lvlOverride>
+    <w:lvlOverride w:ilvl="6">
+      <w:startOverride w:val="1"/>
+    </w:lvlOverride>
+    <w:lvlOverride w:ilvl="7">
+      <w:startOverride w:val="1"/>
+    </w:lvlOverride>
+    <w:lvlOverride w:ilvl="8">
+      <w:startOverride w:val="1"/>
+    </w:lvlOverride>
+  </w:num>
+  <w:num w:numId="49" w16cid:durableId="2005088557">
+    <w:abstractNumId w:val="11"/>
+    <w:lvlOverride w:ilvl="0">
+      <w:startOverride w:val="1"/>
+    </w:lvlOverride>
+    <w:lvlOverride w:ilvl="1">
+      <w:startOverride w:val="1"/>
+    </w:lvlOverride>
+    <w:lvlOverride w:ilvl="2">
+      <w:startOverride w:val="1"/>
+    </w:lvlOverride>
+    <w:lvlOverride w:ilvl="3">
+      <w:startOverride w:val="1"/>
+    </w:lvlOverride>
+    <w:lvlOverride w:ilvl="4">
+      <w:startOverride w:val="1"/>
+    </w:lvlOverride>
+    <w:lvlOverride w:ilvl="5">
+      <w:startOverride w:val="1"/>
+    </w:lvlOverride>
+    <w:lvlOverride w:ilvl="6">
+      <w:startOverride w:val="1"/>
+    </w:lvlOverride>
+    <w:lvlOverride w:ilvl="7">
+      <w:startOverride w:val="1"/>
+    </w:lvlOverride>
+    <w:lvlOverride w:ilvl="8">
+      <w:startOverride w:val="1"/>
+    </w:lvlOverride>
+  </w:num>
+  <w:num w:numId="50" w16cid:durableId="2023583721">
+    <w:abstractNumId w:val="10"/>
+    <w:lvlOverride w:ilvl="0">
+      <w:startOverride w:val="1"/>
+    </w:lvlOverride>
+    <w:lvlOverride w:ilvl="1">
+      <w:startOverride w:val="1"/>
+    </w:lvlOverride>
+    <w:lvlOverride w:ilvl="2">
+      <w:startOverride w:val="1"/>
+    </w:lvlOverride>
+    <w:lvlOverride w:ilvl="3">
+      <w:startOverride w:val="1"/>
+    </w:lvlOverride>
+    <w:lvlOverride w:ilvl="4">
+      <w:startOverride w:val="1"/>
+    </w:lvlOverride>
+    <w:lvlOverride w:ilvl="5">
+      <w:startOverride w:val="1"/>
+    </w:lvlOverride>
+    <w:lvlOverride w:ilvl="6">
+      <w:startOverride w:val="1"/>
+    </w:lvlOverride>
+    <w:lvlOverride w:ilvl="7">
+      <w:startOverride w:val="1"/>
+    </w:lvlOverride>
+    <w:lvlOverride w:ilvl="8">
+      <w:startOverride w:val="1"/>
+    </w:lvlOverride>
+  </w:num>
+  <w:num w:numId="51" w16cid:durableId="1372270107">
+    <w:abstractNumId w:val="10"/>
+    <w:lvlOverride w:ilvl="0">
+      <w:startOverride w:val="1"/>
+    </w:lvlOverride>
+    <w:lvlOverride w:ilvl="1">
+      <w:startOverride w:val="1"/>
+    </w:lvlOverride>
+    <w:lvlOverride w:ilvl="2">
+      <w:startOverride w:val="1"/>
+    </w:lvlOverride>
+    <w:lvlOverride w:ilvl="3">
+      <w:startOverride w:val="1"/>
+    </w:lvlOverride>
+    <w:lvlOverride w:ilvl="4">
+      <w:startOverride w:val="1"/>
+    </w:lvlOverride>
+    <w:lvlOverride w:ilvl="5">
+      <w:startOverride w:val="1"/>
+    </w:lvlOverride>
+    <w:lvlOverride w:ilvl="6">
+      <w:startOverride w:val="1"/>
+    </w:lvlOverride>
+    <w:lvlOverride w:ilvl="7">
+      <w:startOverride w:val="1"/>
+    </w:lvlOverride>
+    <w:lvlOverride w:ilvl="8">
+      <w:startOverride w:val="1"/>
+    </w:lvlOverride>
+  </w:num>
+  <w:num w:numId="52" w16cid:durableId="1504318277">
+    <w:abstractNumId w:val="10"/>
+    <w:lvlOverride w:ilvl="0">
+      <w:startOverride w:val="1"/>
+    </w:lvlOverride>
+    <w:lvlOverride w:ilvl="1">
+      <w:startOverride w:val="1"/>
+    </w:lvlOverride>
+    <w:lvlOverride w:ilvl="2">
+      <w:startOverride w:val="1"/>
+    </w:lvlOverride>
+    <w:lvlOverride w:ilvl="3">
+      <w:startOverride w:val="1"/>
+    </w:lvlOverride>
+    <w:lvlOverride w:ilvl="4">
+      <w:startOverride w:val="1"/>
+    </w:lvlOverride>
+    <w:lvlOverride w:ilvl="5">
+      <w:startOverride w:val="1"/>
+    </w:lvlOverride>
+    <w:lvlOverride w:ilvl="6">
+      <w:startOverride w:val="1"/>
+    </w:lvlOverride>
+    <w:lvlOverride w:ilvl="7">
+      <w:startOverride w:val="1"/>
+    </w:lvlOverride>
+    <w:lvlOverride w:ilvl="8">
+      <w:startOverride w:val="1"/>
+    </w:lvlOverride>
+  </w:num>
+  <w:num w:numId="53" w16cid:durableId="1304696335">
+    <w:abstractNumId w:val="11"/>
+    <w:lvlOverride w:ilvl="0">
+      <w:startOverride w:val="1"/>
+    </w:lvlOverride>
+    <w:lvlOverride w:ilvl="1">
+      <w:startOverride w:val="1"/>
+    </w:lvlOverride>
+    <w:lvlOverride w:ilvl="2">
+      <w:startOverride w:val="1"/>
+    </w:lvlOverride>
+    <w:lvlOverride w:ilvl="3">
+      <w:startOverride w:val="1"/>
+    </w:lvlOverride>
+    <w:lvlOverride w:ilvl="4">
+      <w:startOverride w:val="1"/>
+    </w:lvlOverride>
+    <w:lvlOverride w:ilvl="5">
+      <w:startOverride w:val="1"/>
+    </w:lvlOverride>
+    <w:lvlOverride w:ilvl="6">
+      <w:startOverride w:val="1"/>
+    </w:lvlOverride>
+    <w:lvlOverride w:ilvl="7">
+      <w:startOverride w:val="1"/>
+    </w:lvlOverride>
+    <w:lvlOverride w:ilvl="8">
+      <w:startOverride w:val="1"/>
+    </w:lvlOverride>
+  </w:num>
+  <w:num w:numId="54" w16cid:durableId="1455247029">
+    <w:abstractNumId w:val="10"/>
+    <w:lvlOverride w:ilvl="0">
+      <w:startOverride w:val="1"/>
+    </w:lvlOverride>
+    <w:lvlOverride w:ilvl="1">
+      <w:startOverride w:val="1"/>
+    </w:lvlOverride>
+    <w:lvlOverride w:ilvl="2">
+      <w:startOverride w:val="1"/>
+    </w:lvlOverride>
+    <w:lvlOverride w:ilvl="3">
+      <w:startOverride w:val="1"/>
+    </w:lvlOverride>
+    <w:lvlOverride w:ilvl="4">
+      <w:startOverride w:val="1"/>
+    </w:lvlOverride>
+    <w:lvlOverride w:ilvl="5">
+      <w:startOverride w:val="1"/>
+    </w:lvlOverride>
+    <w:lvlOverride w:ilvl="6">
+      <w:startOverride w:val="1"/>
+    </w:lvlOverride>
+    <w:lvlOverride w:ilvl="7">
+      <w:startOverride w:val="1"/>
+    </w:lvlOverride>
+    <w:lvlOverride w:ilvl="8">
+      <w:startOverride w:val="1"/>
+    </w:lvlOverride>
+  </w:num>
+  <w:num w:numId="55" w16cid:durableId="457071857">
+    <w:abstractNumId w:val="10"/>
+    <w:lvlOverride w:ilvl="0">
+      <w:startOverride w:val="1"/>
+    </w:lvlOverride>
+    <w:lvlOverride w:ilvl="1">
+      <w:startOverride w:val="1"/>
+    </w:lvlOverride>
+    <w:lvlOverride w:ilvl="2">
+      <w:startOverride w:val="1"/>
+    </w:lvlOverride>
+    <w:lvlOverride w:ilvl="3">
+      <w:startOverride w:val="1"/>
+    </w:lvlOverride>
+    <w:lvlOverride w:ilvl="4">
+      <w:startOverride w:val="1"/>
+    </w:lvlOverride>
+    <w:lvlOverride w:ilvl="5">
+      <w:startOverride w:val="1"/>
+    </w:lvlOverride>
+    <w:lvlOverride w:ilvl="6">
+      <w:startOverride w:val="1"/>
+    </w:lvlOverride>
+    <w:lvlOverride w:ilvl="7">
+      <w:startOverride w:val="1"/>
+    </w:lvlOverride>
+    <w:lvlOverride w:ilvl="8">
+      <w:startOverride w:val="1"/>
+    </w:lvlOverride>
+  </w:num>
+  <w:num w:numId="56" w16cid:durableId="671219735">
+    <w:abstractNumId w:val="10"/>
+    <w:lvlOverride w:ilvl="0">
+      <w:startOverride w:val="1"/>
+    </w:lvlOverride>
+    <w:lvlOverride w:ilvl="1">
+      <w:startOverride w:val="1"/>
+    </w:lvlOverride>
+    <w:lvlOverride w:ilvl="2">
+      <w:startOverride w:val="1"/>
+    </w:lvlOverride>
+    <w:lvlOverride w:ilvl="3">
+      <w:startOverride w:val="1"/>
+    </w:lvlOverride>
+    <w:lvlOverride w:ilvl="4">
+      <w:startOverride w:val="1"/>
+    </w:lvlOverride>
+    <w:lvlOverride w:ilvl="5">
+      <w:startOverride w:val="1"/>
+    </w:lvlOverride>
+    <w:lvlOverride w:ilvl="6">
+      <w:startOverride w:val="1"/>
+    </w:lvlOverride>
+    <w:lvlOverride w:ilvl="7">
+      <w:startOverride w:val="1"/>
+    </w:lvlOverride>
+    <w:lvlOverride w:ilvl="8">
+      <w:startOverride w:val="1"/>
+    </w:lvlOverride>
+  </w:num>
+  <w:num w:numId="57" w16cid:durableId="1464351658">
+    <w:abstractNumId w:val="10"/>
+    <w:lvlOverride w:ilvl="0">
+      <w:startOverride w:val="1"/>
+    </w:lvlOverride>
+    <w:lvlOverride w:ilvl="1">
+      <w:startOverride w:val="1"/>
+    </w:lvlOverride>
+    <w:lvlOverride w:ilvl="2">
+      <w:startOverride w:val="1"/>
+    </w:lvlOverride>
+    <w:lvlOverride w:ilvl="3">
+      <w:startOverride w:val="1"/>
+    </w:lvlOverride>
+    <w:lvlOverride w:ilvl="4">
+      <w:startOverride w:val="1"/>
+    </w:lvlOverride>
+    <w:lvlOverride w:ilvl="5">
+      <w:startOverride w:val="1"/>
+    </w:lvlOverride>
+    <w:lvlOverride w:ilvl="6">
+      <w:startOverride w:val="1"/>
+    </w:lvlOverride>
+    <w:lvlOverride w:ilvl="7">
+      <w:startOverride w:val="1"/>
+    </w:lvlOverride>
+    <w:lvlOverride w:ilvl="8">
+      <w:startOverride w:val="1"/>
+    </w:lvlOverride>
+  </w:num>
+  <w:num w:numId="58" w16cid:durableId="1398625158">
+    <w:abstractNumId w:val="10"/>
+    <w:lvlOverride w:ilvl="0">
+      <w:startOverride w:val="1"/>
+    </w:lvlOverride>
+    <w:lvlOverride w:ilvl="1">
+      <w:startOverride w:val="1"/>
+    </w:lvlOverride>
+    <w:lvlOverride w:ilvl="2">
+      <w:startOverride w:val="1"/>
+    </w:lvlOverride>
+    <w:lvlOverride w:ilvl="3">
+      <w:startOverride w:val="1"/>
+    </w:lvlOverride>
+    <w:lvlOverride w:ilvl="4">
+      <w:startOverride w:val="1"/>
+    </w:lvlOverride>
+    <w:lvlOverride w:ilvl="5">
+      <w:startOverride w:val="1"/>
+    </w:lvlOverride>
+    <w:lvlOverride w:ilvl="6">
+      <w:startOverride w:val="1"/>
+    </w:lvlOverride>
+    <w:lvlOverride w:ilvl="7">
+      <w:startOverride w:val="1"/>
+    </w:lvlOverride>
+    <w:lvlOverride w:ilvl="8">
+      <w:startOverride w:val="1"/>
+    </w:lvlOverride>
+  </w:num>
+  <w:num w:numId="59" w16cid:durableId="263925624">
+    <w:abstractNumId w:val="11"/>
+    <w:lvlOverride w:ilvl="0">
+      <w:startOverride w:val="1"/>
+    </w:lvlOverride>
+    <w:lvlOverride w:ilvl="1">
+      <w:startOverride w:val="1"/>
+    </w:lvlOverride>
+    <w:lvlOverride w:ilvl="2">
+      <w:startOverride w:val="1"/>
+    </w:lvlOverride>
+    <w:lvlOverride w:ilvl="3">
+      <w:startOverride w:val="1"/>
+    </w:lvlOverride>
+    <w:lvlOverride w:ilvl="4">
+      <w:startOverride w:val="1"/>
+    </w:lvlOverride>
+    <w:lvlOverride w:ilvl="5">
+      <w:startOverride w:val="1"/>
+    </w:lvlOverride>
+    <w:lvlOverride w:ilvl="6">
+      <w:startOverride w:val="1"/>
+    </w:lvlOverride>
+    <w:lvlOverride w:ilvl="7">
+      <w:startOverride w:val="1"/>
+    </w:lvlOverride>
+    <w:lvlOverride w:ilvl="8">
+      <w:startOverride w:val="1"/>
+    </w:lvlOverride>
+  </w:num>
+  <w:num w:numId="60" w16cid:durableId="1342510288">
+    <w:abstractNumId w:val="11"/>
+    <w:lvlOverride w:ilvl="0">
+      <w:startOverride w:val="1"/>
+    </w:lvlOverride>
+    <w:lvlOverride w:ilvl="1">
+      <w:startOverride w:val="1"/>
+    </w:lvlOverride>
+    <w:lvlOverride w:ilvl="2">
+      <w:startOverride w:val="1"/>
+    </w:lvlOverride>
+    <w:lvlOverride w:ilvl="3">
+      <w:startOverride w:val="1"/>
+    </w:lvlOverride>
+    <w:lvlOverride w:ilvl="4">
+      <w:startOverride w:val="1"/>
+    </w:lvlOverride>
+    <w:lvlOverride w:ilvl="5">
+      <w:startOverride w:val="1"/>
+    </w:lvlOverride>
+    <w:lvlOverride w:ilvl="6">
+      <w:startOverride w:val="1"/>
+    </w:lvlOverride>
+    <w:lvlOverride w:ilvl="7">
+      <w:startOverride w:val="1"/>
+    </w:lvlOverride>
+    <w:lvlOverride w:ilvl="8">
+      <w:startOverride w:val="1"/>
+    </w:lvlOverride>
+  </w:num>
+  <w:num w:numId="61" w16cid:durableId="831406469">
+    <w:abstractNumId w:val="10"/>
+    <w:lvlOverride w:ilvl="0">
+      <w:startOverride w:val="1"/>
+    </w:lvlOverride>
+    <w:lvlOverride w:ilvl="1">
+      <w:startOverride w:val="1"/>
+    </w:lvlOverride>
+    <w:lvlOverride w:ilvl="2">
+      <w:startOverride w:val="1"/>
+    </w:lvlOverride>
+    <w:lvlOverride w:ilvl="3">
+      <w:startOverride w:val="1"/>
+    </w:lvlOverride>
+    <w:lvlOverride w:ilvl="4">
+      <w:startOverride w:val="1"/>
+    </w:lvlOverride>
+    <w:lvlOverride w:ilvl="5">
+      <w:startOverride w:val="1"/>
+    </w:lvlOverride>
+    <w:lvlOverride w:ilvl="6">
+      <w:startOverride w:val="1"/>
+    </w:lvlOverride>
+    <w:lvlOverride w:ilvl="7">
+      <w:startOverride w:val="1"/>
+    </w:lvlOverride>
+    <w:lvlOverride w:ilvl="8">
+      <w:startOverride w:val="1"/>
+    </w:lvlOverride>
+  </w:num>
+  <w:num w:numId="62" w16cid:durableId="992490826">
+    <w:abstractNumId w:val="11"/>
+    <w:lvlOverride w:ilvl="0">
+      <w:startOverride w:val="1"/>
+    </w:lvlOverride>
+    <w:lvlOverride w:ilvl="1">
+      <w:startOverride w:val="1"/>
+    </w:lvlOverride>
+    <w:lvlOverride w:ilvl="2">
+      <w:startOverride w:val="1"/>
+    </w:lvlOverride>
+    <w:lvlOverride w:ilvl="3">
+      <w:startOverride w:val="1"/>
+    </w:lvlOverride>
+    <w:lvlOverride w:ilvl="4">
+      <w:startOverride w:val="1"/>
+    </w:lvlOverride>
+    <w:lvlOverride w:ilvl="5">
+      <w:startOverride w:val="1"/>
+    </w:lvlOverride>
+    <w:lvlOverride w:ilvl="6">
+      <w:startOverride w:val="1"/>
+    </w:lvlOverride>
+    <w:lvlOverride w:ilvl="7">
+      <w:startOverride w:val="1"/>
+    </w:lvlOverride>
+    <w:lvlOverride w:ilvl="8">
+      <w:startOverride w:val="1"/>
+    </w:lvlOverride>
+  </w:num>
+  <w:num w:numId="63" w16cid:durableId="169174581">
+    <w:abstractNumId w:val="10"/>
+    <w:lvlOverride w:ilvl="0">
+      <w:startOverride w:val="1"/>
+    </w:lvlOverride>
+    <w:lvlOverride w:ilvl="1">
+      <w:startOverride w:val="1"/>
+    </w:lvlOverride>
+    <w:lvlOverride w:ilvl="2">
+      <w:startOverride w:val="1"/>
+    </w:lvlOverride>
+    <w:lvlOverride w:ilvl="3">
+      <w:startOverride w:val="1"/>
+    </w:lvlOverride>
+    <w:lvlOverride w:ilvl="4">
+      <w:startOverride w:val="1"/>
+    </w:lvlOverride>
+    <w:lvlOverride w:ilvl="5">
+      <w:startOverride w:val="1"/>
+    </w:lvlOverride>
+    <w:lvlOverride w:ilvl="6">
+      <w:startOverride w:val="1"/>
+    </w:lvlOverride>
+    <w:lvlOverride w:ilvl="7">
+      <w:startOverride w:val="1"/>
+    </w:lvlOverride>
+    <w:lvlOverride w:ilvl="8">
+      <w:startOverride w:val="1"/>
+    </w:lvlOverride>
+  </w:num>
+  <w:num w:numId="64" w16cid:durableId="501969823">
+    <w:abstractNumId w:val="11"/>
+    <w:lvlOverride w:ilvl="0">
+      <w:startOverride w:val="1"/>
+    </w:lvlOverride>
+    <w:lvlOverride w:ilvl="1">
+      <w:startOverride w:val="1"/>
+    </w:lvlOverride>
+    <w:lvlOverride w:ilvl="2">
+      <w:startOverride w:val="1"/>
+    </w:lvlOverride>
+    <w:lvlOverride w:ilvl="3">
+      <w:startOverride w:val="1"/>
+    </w:lvlOverride>
+    <w:lvlOverride w:ilvl="4">
+      <w:startOverride w:val="1"/>
+    </w:lvlOverride>
+    <w:lvlOverride w:ilvl="5">
+      <w:startOverride w:val="1"/>
+    </w:lvlOverride>
+    <w:lvlOverride w:ilvl="6">
+      <w:startOverride w:val="1"/>
+    </w:lvlOverride>
+    <w:lvlOverride w:ilvl="7">
+      <w:startOverride w:val="1"/>
+    </w:lvlOverride>
+    <w:lvlOverride w:ilvl="8">
+      <w:startOverride w:val="1"/>
+    </w:lvlOverride>
+  </w:num>
+  <w:num w:numId="65" w16cid:durableId="1990476041">
+    <w:abstractNumId w:val="10"/>
+    <w:lvlOverride w:ilvl="0">
+      <w:startOverride w:val="1"/>
+    </w:lvlOverride>
+    <w:lvlOverride w:ilvl="1">
+      <w:startOverride w:val="1"/>
+    </w:lvlOverride>
+    <w:lvlOverride w:ilvl="2">
+      <w:startOverride w:val="1"/>
+    </w:lvlOverride>
+    <w:lvlOverride w:ilvl="3">
+      <w:startOverride w:val="1"/>
+    </w:lvlOverride>
+    <w:lvlOverride w:ilvl="4">
+      <w:startOverride w:val="1"/>
+    </w:lvlOverride>
+    <w:lvlOverride w:ilvl="5">
+      <w:startOverride w:val="1"/>
+    </w:lvlOverride>
+    <w:lvlOverride w:ilvl="6">
+      <w:startOverride w:val="1"/>
+    </w:lvlOverride>
+    <w:lvlOverride w:ilvl="7">
+      <w:startOverride w:val="1"/>
+    </w:lvlOverride>
+    <w:lvlOverride w:ilvl="8">
+      <w:startOverride w:val="1"/>
+    </w:lvlOverride>
+  </w:num>
+  <w:num w:numId="66" w16cid:durableId="264970710">
+    <w:abstractNumId w:val="11"/>
+    <w:lvlOverride w:ilvl="0">
+      <w:startOverride w:val="1"/>
+    </w:lvlOverride>
+    <w:lvlOverride w:ilvl="1">
+      <w:startOverride w:val="1"/>
+    </w:lvlOverride>
+    <w:lvlOverride w:ilvl="2">
+      <w:startOverride w:val="1"/>
+    </w:lvlOverride>
+    <w:lvlOverride w:ilvl="3">
+      <w:startOverride w:val="1"/>
+    </w:lvlOverride>
+    <w:lvlOverride w:ilvl="4">
+      <w:startOverride w:val="1"/>
+    </w:lvlOverride>
+    <w:lvlOverride w:ilvl="5">
+      <w:startOverride w:val="1"/>
+    </w:lvlOverride>
+    <w:lvlOverride w:ilvl="6">
+      <w:startOverride w:val="1"/>
+    </w:lvlOverride>
+    <w:lvlOverride w:ilvl="7">
+      <w:startOverride w:val="1"/>
+    </w:lvlOverride>
+    <w:lvlOverride w:ilvl="8">
+      <w:startOverride w:val="1"/>
+    </w:lvlOverride>
+  </w:num>
+  <w:num w:numId="67" w16cid:durableId="1383290733">
+    <w:abstractNumId w:val="11"/>
+    <w:lvlOverride w:ilvl="0">
+      <w:startOverride w:val="1"/>
+    </w:lvlOverride>
+    <w:lvlOverride w:ilvl="1">
+      <w:startOverride w:val="1"/>
+    </w:lvlOverride>
+    <w:lvlOverride w:ilvl="2">
+      <w:startOverride w:val="1"/>
+    </w:lvlOverride>
+    <w:lvlOverride w:ilvl="3">
+      <w:startOverride w:val="1"/>
+    </w:lvlOverride>
+    <w:lvlOverride w:ilvl="4">
+      <w:startOverride w:val="1"/>
+    </w:lvlOverride>
+    <w:lvlOverride w:ilvl="5">
+      <w:startOverride w:val="1"/>
+    </w:lvlOverride>
+    <w:lvlOverride w:ilvl="6">
+      <w:startOverride w:val="1"/>
+    </w:lvlOverride>
+    <w:lvlOverride w:ilvl="7">
+      <w:startOverride w:val="1"/>
+    </w:lvlOverride>
+    <w:lvlOverride w:ilvl="8">
+      <w:startOverride w:val="1"/>
+    </w:lvlOverride>
+  </w:num>
+  <w:num w:numId="68" w16cid:durableId="1293174120">
+    <w:abstractNumId w:val="10"/>
+    <w:lvlOverride w:ilvl="0">
+      <w:startOverride w:val="1"/>
+    </w:lvlOverride>
+    <w:lvlOverride w:ilvl="1">
+      <w:startOverride w:val="1"/>
+    </w:lvlOverride>
+    <w:lvlOverride w:ilvl="2">
+      <w:startOverride w:val="1"/>
+    </w:lvlOverride>
+    <w:lvlOverride w:ilvl="3">
+      <w:startOverride w:val="1"/>
+    </w:lvlOverride>
+    <w:lvlOverride w:ilvl="4">
+      <w:startOverride w:val="1"/>
+    </w:lvlOverride>
+    <w:lvlOverride w:ilvl="5">
+      <w:startOverride w:val="1"/>
+    </w:lvlOverride>
+    <w:lvlOverride w:ilvl="6">
+      <w:startOverride w:val="1"/>
+    </w:lvlOverride>
+    <w:lvlOverride w:ilvl="7">
+      <w:startOverride w:val="1"/>
+    </w:lvlOverride>
+    <w:lvlOverride w:ilvl="8">
+      <w:startOverride w:val="1"/>
+    </w:lvlOverride>
+  </w:num>
+  <w:num w:numId="69" w16cid:durableId="1948732641">
+    <w:abstractNumId w:val="10"/>
+    <w:lvlOverride w:ilvl="0">
+      <w:startOverride w:val="1"/>
+    </w:lvlOverride>
+    <w:lvlOverride w:ilvl="1">
+      <w:startOverride w:val="1"/>
+    </w:lvlOverride>
+    <w:lvlOverride w:ilvl="2">
+      <w:startOverride w:val="1"/>
+    </w:lvlOverride>
+    <w:lvlOverride w:ilvl="3">
+      <w:startOverride w:val="1"/>
+    </w:lvlOverride>
+    <w:lvlOverride w:ilvl="4">
+      <w:startOverride w:val="1"/>
+    </w:lvlOverride>
+    <w:lvlOverride w:ilvl="5">
+      <w:startOverride w:val="1"/>
+    </w:lvlOverride>
+    <w:lvlOverride w:ilvl="6">
+      <w:startOverride w:val="1"/>
+    </w:lvlOverride>
+    <w:lvlOverride w:ilvl="7">
+      <w:startOverride w:val="1"/>
+    </w:lvlOverride>
+    <w:lvlOverride w:ilvl="8">
+      <w:startOverride w:val="1"/>
+    </w:lvlOverride>
+  </w:num>
+  <w:num w:numId="70" w16cid:durableId="952438807">
+    <w:abstractNumId w:val="10"/>
+    <w:lvlOverride w:ilvl="0">
+      <w:startOverride w:val="1"/>
+    </w:lvlOverride>
+    <w:lvlOverride w:ilvl="1">
+      <w:startOverride w:val="1"/>
+    </w:lvlOverride>
+    <w:lvlOverride w:ilvl="2">
+      <w:startOverride w:val="1"/>
+    </w:lvlOverride>
+    <w:lvlOverride w:ilvl="3">
+      <w:startOverride w:val="1"/>
+    </w:lvlOverride>
+    <w:lvlOverride w:ilvl="4">
+      <w:startOverride w:val="1"/>
+    </w:lvlOverride>
+    <w:lvlOverride w:ilvl="5">
+      <w:startOverride w:val="1"/>
+    </w:lvlOverride>
+    <w:lvlOverride w:ilvl="6">
+      <w:startOverride w:val="1"/>
+    </w:lvlOverride>
+    <w:lvlOverride w:ilvl="7">
+      <w:startOverride w:val="1"/>
+    </w:lvlOverride>
+    <w:lvlOverride w:ilvl="8">
+      <w:startOverride w:val="1"/>
+    </w:lvlOverride>
+  </w:num>
+  <w:num w:numId="71" w16cid:durableId="838472689">
+    <w:abstractNumId w:val="11"/>
+    <w:lvlOverride w:ilvl="0">
+      <w:startOverride w:val="1"/>
+    </w:lvlOverride>
+    <w:lvlOverride w:ilvl="1">
+      <w:startOverride w:val="1"/>
+    </w:lvlOverride>
+    <w:lvlOverride w:ilvl="2">
+      <w:startOverride w:val="1"/>
+    </w:lvlOverride>
+    <w:lvlOverride w:ilvl="3">
+      <w:startOverride w:val="1"/>
+    </w:lvlOverride>
+    <w:lvlOverride w:ilvl="4">
+      <w:startOverride w:val="1"/>
+    </w:lvlOverride>
+    <w:lvlOverride w:ilvl="5">
+      <w:startOverride w:val="1"/>
+    </w:lvlOverride>
+    <w:lvlOverride w:ilvl="6">
+      <w:startOverride w:val="1"/>
+    </w:lvlOverride>
+    <w:lvlOverride w:ilvl="7">
+      <w:startOverride w:val="1"/>
+    </w:lvlOverride>
+    <w:lvlOverride w:ilvl="8">
+      <w:startOverride w:val="1"/>
+    </w:lvlOverride>
+  </w:num>
+  <w:num w:numId="72" w16cid:durableId="1800806091">
+    <w:abstractNumId w:val="10"/>
+    <w:lvlOverride w:ilvl="0">
+      <w:startOverride w:val="1"/>
+    </w:lvlOverride>
+    <w:lvlOverride w:ilvl="1">
+      <w:startOverride w:val="1"/>
+    </w:lvlOverride>
+    <w:lvlOverride w:ilvl="2">
+      <w:startOverride w:val="1"/>
+    </w:lvlOverride>
+    <w:lvlOverride w:ilvl="3">
+      <w:startOverride w:val="1"/>
+    </w:lvlOverride>
+    <w:lvlOverride w:ilvl="4">
+      <w:startOverride w:val="1"/>
+    </w:lvlOverride>
+    <w:lvlOverride w:ilvl="5">
+      <w:startOverride w:val="1"/>
+    </w:lvlOverride>
+    <w:lvlOverride w:ilvl="6">
+      <w:startOverride w:val="1"/>
+    </w:lvlOverride>
+    <w:lvlOverride w:ilvl="7">
+      <w:startOverride w:val="1"/>
+    </w:lvlOverride>
+    <w:lvlOverride w:ilvl="8">
+      <w:startOverride w:val="1"/>
+    </w:lvlOverride>
+  </w:num>
+  <w:num w:numId="73" w16cid:durableId="1660691669">
+    <w:abstractNumId w:val="11"/>
+    <w:lvlOverride w:ilvl="0">
+      <w:startOverride w:val="1"/>
+    </w:lvlOverride>
+    <w:lvlOverride w:ilvl="1">
+      <w:startOverride w:val="1"/>
+    </w:lvlOverride>
+    <w:lvlOverride w:ilvl="2">
+      <w:startOverride w:val="1"/>
+    </w:lvlOverride>
+    <w:lvlOverride w:ilvl="3">
+      <w:startOverride w:val="1"/>
+    </w:lvlOverride>
+    <w:lvlOverride w:ilvl="4">
+      <w:startOverride w:val="1"/>
+    </w:lvlOverride>
+    <w:lvlOverride w:ilvl="5">
+      <w:startOverride w:val="1"/>
+    </w:lvlOverride>
+    <w:lvlOverride w:ilvl="6">
+      <w:startOverride w:val="1"/>
+    </w:lvlOverride>
+    <w:lvlOverride w:ilvl="7">
+      <w:startOverride w:val="1"/>
+    </w:lvlOverride>
+    <w:lvlOverride w:ilvl="8">
+      <w:startOverride w:val="1"/>
+    </w:lvlOverride>
+  </w:num>
+  <w:num w:numId="74" w16cid:durableId="1539658720">
+    <w:abstractNumId w:val="11"/>
+    <w:lvlOverride w:ilvl="0">
+      <w:startOverride w:val="1"/>
+    </w:lvlOverride>
+    <w:lvlOverride w:ilvl="1">
+      <w:startOverride w:val="1"/>
+    </w:lvlOverride>
+    <w:lvlOverride w:ilvl="2">
+      <w:startOverride w:val="1"/>
+    </w:lvlOverride>
+    <w:lvlOverride w:ilvl="3">
+      <w:startOverride w:val="1"/>
+    </w:lvlOverride>
+    <w:lvlOverride w:ilvl="4">
+      <w:startOverride w:val="1"/>
+    </w:lvlOverride>
+    <w:lvlOverride w:ilvl="5">
+      <w:startOverride w:val="1"/>
+    </w:lvlOverride>
+    <w:lvlOverride w:ilvl="6">
+      <w:startOverride w:val="1"/>
+    </w:lvlOverride>
+    <w:lvlOverride w:ilvl="7">
+      <w:startOverride w:val="1"/>
+    </w:lvlOverride>
+    <w:lvlOverride w:ilvl="8">
+      <w:startOverride w:val="1"/>
+    </w:lvlOverride>
+  </w:num>
+  <w:num w:numId="75" w16cid:durableId="1044672091">
+    <w:abstractNumId w:val="10"/>
+    <w:lvlOverride w:ilvl="0">
+      <w:startOverride w:val="1"/>
+    </w:lvlOverride>
+    <w:lvlOverride w:ilvl="1">
+      <w:startOverride w:val="1"/>
+    </w:lvlOverride>
+    <w:lvlOverride w:ilvl="2">
+      <w:startOverride w:val="1"/>
+    </w:lvlOverride>
+    <w:lvlOverride w:ilvl="3">
+      <w:startOverride w:val="1"/>
+    </w:lvlOverride>
+    <w:lvlOverride w:ilvl="4">
+      <w:startOverride w:val="1"/>
+    </w:lvlOverride>
+    <w:lvlOverride w:ilvl="5">
+      <w:startOverride w:val="1"/>
+    </w:lvlOverride>
+    <w:lvlOverride w:ilvl="6">
+      <w:startOverride w:val="1"/>
+    </w:lvlOverride>
+    <w:lvlOverride w:ilvl="7">
+      <w:startOverride w:val="1"/>
+    </w:lvlOverride>
+    <w:lvlOverride w:ilvl="8">
+      <w:startOverride w:val="1"/>
+    </w:lvlOverride>
+  </w:num>
+  <w:num w:numId="76" w16cid:durableId="1471048856">
+    <w:abstractNumId w:val="10"/>
+    <w:lvlOverride w:ilvl="0">
+      <w:startOverride w:val="1"/>
+    </w:lvlOverride>
+    <w:lvlOverride w:ilvl="1">
+      <w:startOverride w:val="1"/>
+    </w:lvlOverride>
+    <w:lvlOverride w:ilvl="2">
+      <w:startOverride w:val="1"/>
+    </w:lvlOverride>
+    <w:lvlOverride w:ilvl="3">
+      <w:startOverride w:val="1"/>
+    </w:lvlOverride>
+    <w:lvlOverride w:ilvl="4">
+      <w:startOverride w:val="1"/>
+    </w:lvlOverride>
+    <w:lvlOverride w:ilvl="5">
+      <w:startOverride w:val="1"/>
+    </w:lvlOverride>
+    <w:lvlOverride w:ilvl="6">
+      <w:startOverride w:val="1"/>
+    </w:lvlOverride>
+    <w:lvlOverride w:ilvl="7">
+      <w:startOverride w:val="1"/>
+    </w:lvlOverride>
+    <w:lvlOverride w:ilvl="8">
+      <w:startOverride w:val="1"/>
+    </w:lvlOverride>
+  </w:num>
+  <w:num w:numId="77" w16cid:durableId="1151942019">
+    <w:abstractNumId w:val="10"/>
+    <w:lvlOverride w:ilvl="0">
+      <w:startOverride w:val="1"/>
+    </w:lvlOverride>
+    <w:lvlOverride w:ilvl="1">
+      <w:startOverride w:val="1"/>
+    </w:lvlOverride>
+    <w:lvlOverride w:ilvl="2">
+      <w:startOverride w:val="1"/>
+    </w:lvlOverride>
+    <w:lvlOverride w:ilvl="3">
+      <w:startOverride w:val="1"/>
+    </w:lvlOverride>
+    <w:lvlOverride w:ilvl="4">
+      <w:startOverride w:val="1"/>
+    </w:lvlOverride>
+    <w:lvlOverride w:ilvl="5">
+      <w:startOverride w:val="1"/>
+    </w:lvlOverride>
+    <w:lvlOverride w:ilvl="6">
+      <w:startOverride w:val="1"/>
+    </w:lvlOverride>
+    <w:lvlOverride w:ilvl="7">
+      <w:startOverride w:val="1"/>
+    </w:lvlOverride>
+    <w:lvlOverride w:ilvl="8">
+      <w:startOverride w:val="1"/>
+    </w:lvlOverride>
+  </w:num>
+  <w:num w:numId="78" w16cid:durableId="887839248">
+    <w:abstractNumId w:val="10"/>
+    <w:lvlOverride w:ilvl="0">
+      <w:startOverride w:val="1"/>
+    </w:lvlOverride>
+    <w:lvlOverride w:ilvl="1">
+      <w:startOverride w:val="1"/>
+    </w:lvlOverride>
+    <w:lvlOverride w:ilvl="2">
+      <w:startOverride w:val="1"/>
+    </w:lvlOverride>
+    <w:lvlOverride w:ilvl="3">
+      <w:startOverride w:val="1"/>
+    </w:lvlOverride>
+    <w:lvlOverride w:ilvl="4">
+      <w:startOverride w:val="1"/>
+    </w:lvlOverride>
+    <w:lvlOverride w:ilvl="5">
+      <w:startOverride w:val="1"/>
+    </w:lvlOverride>
+    <w:lvlOverride w:ilvl="6">
+      <w:startOverride w:val="1"/>
+    </w:lvlOverride>
+    <w:lvlOverride w:ilvl="7">
+      <w:startOverride w:val="1"/>
+    </w:lvlOverride>
+    <w:lvlOverride w:ilvl="8">
+      <w:startOverride w:val="1"/>
+    </w:lvlOverride>
+  </w:num>
+  <w:num w:numId="79" w16cid:durableId="1477724500">
+    <w:abstractNumId w:val="11"/>
+    <w:lvlOverride w:ilvl="0">
+      <w:startOverride w:val="1"/>
+    </w:lvlOverride>
+    <w:lvlOverride w:ilvl="1">
+      <w:startOverride w:val="1"/>
+    </w:lvlOverride>
+    <w:lvlOverride w:ilvl="2">
+      <w:startOverride w:val="1"/>
+    </w:lvlOverride>
+    <w:lvlOverride w:ilvl="3">
+      <w:startOverride w:val="1"/>
+    </w:lvlOverride>
+    <w:lvlOverride w:ilvl="4">
+      <w:startOverride w:val="1"/>
+    </w:lvlOverride>
+    <w:lvlOverride w:ilvl="5">
+      <w:startOverride w:val="1"/>
+    </w:lvlOverride>
+    <w:lvlOverride w:ilvl="6">
+      <w:startOverride w:val="1"/>
+    </w:lvlOverride>
+    <w:lvlOverride w:ilvl="7">
+      <w:startOverride w:val="1"/>
+    </w:lvlOverride>
+    <w:lvlOverride w:ilvl="8">
+      <w:startOverride w:val="1"/>
+    </w:lvlOverride>
+  </w:num>
+  <w:num w:numId="80" w16cid:durableId="464078604">
+    <w:abstractNumId w:val="10"/>
+    <w:lvlOverride w:ilvl="0">
+      <w:startOverride w:val="1"/>
+    </w:lvlOverride>
+    <w:lvlOverride w:ilvl="1">
+      <w:startOverride w:val="1"/>
+    </w:lvlOverride>
+    <w:lvlOverride w:ilvl="2">
+      <w:startOverride w:val="1"/>
+    </w:lvlOverride>
+    <w:lvlOverride w:ilvl="3">
+      <w:startOverride w:val="1"/>
+    </w:lvlOverride>
+    <w:lvlOverride w:ilvl="4">
+      <w:startOverride w:val="1"/>
+    </w:lvlOverride>
+    <w:lvlOverride w:ilvl="5">
+      <w:startOverride w:val="1"/>
+    </w:lvlOverride>
+    <w:lvlOverride w:ilvl="6">
+      <w:startOverride w:val="1"/>
+    </w:lvlOverride>
+    <w:lvlOverride w:ilvl="7">
+      <w:startOverride w:val="1"/>
+    </w:lvlOverride>
+    <w:lvlOverride w:ilvl="8">
+      <w:startOverride w:val="1"/>
+    </w:lvlOverride>
+  </w:num>
+  <w:num w:numId="81" w16cid:durableId="601232317">
+    <w:abstractNumId w:val="10"/>
+    <w:lvlOverride w:ilvl="0">
+      <w:startOverride w:val="1"/>
+    </w:lvlOverride>
+    <w:lvlOverride w:ilvl="1">
+      <w:startOverride w:val="1"/>
+    </w:lvlOverride>
+    <w:lvlOverride w:ilvl="2">
+      <w:startOverride w:val="1"/>
+    </w:lvlOverride>
+    <w:lvlOverride w:ilvl="3">
+      <w:startOverride w:val="1"/>
+    </w:lvlOverride>
+    <w:lvlOverride w:ilvl="4">
+      <w:startOverride w:val="1"/>
+    </w:lvlOverride>
+    <w:lvlOverride w:ilvl="5">
+      <w:startOverride w:val="1"/>
+    </w:lvlOverride>
+    <w:lvlOverride w:ilvl="6">
+      <w:startOverride w:val="1"/>
+    </w:lvlOverride>
+    <w:lvlOverride w:ilvl="7">
+      <w:startOverride w:val="1"/>
+    </w:lvlOverride>
+    <w:lvlOverride w:ilvl="8">
+      <w:startOverride w:val="1"/>
+    </w:lvlOverride>
+  </w:num>
+  <w:num w:numId="82" w16cid:durableId="1592662354">
+    <w:abstractNumId w:val="11"/>
+    <w:lvlOverride w:ilvl="0">
+      <w:startOverride w:val="1"/>
+    </w:lvlOverride>
+    <w:lvlOverride w:ilvl="1">
+      <w:startOverride w:val="1"/>
+    </w:lvlOverride>
+    <w:lvlOverride w:ilvl="2">
+      <w:startOverride w:val="1"/>
+    </w:lvlOverride>
+    <w:lvlOverride w:ilvl="3">
+      <w:startOverride w:val="1"/>
+    </w:lvlOverride>
+    <w:lvlOverride w:ilvl="4">
+      <w:startOverride w:val="1"/>
+    </w:lvlOverride>
+    <w:lvlOverride w:ilvl="5">
+      <w:startOverride w:val="1"/>
+    </w:lvlOverride>
+    <w:lvlOverride w:ilvl="6">
+      <w:startOverride w:val="1"/>
+    </w:lvlOverride>
+    <w:lvlOverride w:ilvl="7">
+      <w:startOverride w:val="1"/>
+    </w:lvlOverride>
+    <w:lvlOverride w:ilvl="8">
+      <w:startOverride w:val="1"/>
+    </w:lvlOverride>
+  </w:num>
+  <w:num w:numId="83" w16cid:durableId="1620796277">
+    <w:abstractNumId w:val="10"/>
+    <w:lvlOverride w:ilvl="0">
+      <w:startOverride w:val="1"/>
+    </w:lvlOverride>
+    <w:lvlOverride w:ilvl="1">
+      <w:startOverride w:val="1"/>
+    </w:lvlOverride>
+    <w:lvlOverride w:ilvl="2">
+      <w:startOverride w:val="1"/>
+    </w:lvlOverride>
+    <w:lvlOverride w:ilvl="3">
+      <w:startOverride w:val="1"/>
+    </w:lvlOverride>
+    <w:lvlOverride w:ilvl="4">
+      <w:startOverride w:val="1"/>
+    </w:lvlOverride>
+    <w:lvlOverride w:ilvl="5">
+      <w:startOverride w:val="1"/>
+    </w:lvlOverride>
+    <w:lvlOverride w:ilvl="6">
+      <w:startOverride w:val="1"/>
+    </w:lvlOverride>
+    <w:lvlOverride w:ilvl="7">
+      <w:startOverride w:val="1"/>
+    </w:lvlOverride>
+    <w:lvlOverride w:ilvl="8">
+      <w:startOverride w:val="1"/>
+    </w:lvlOverride>
+  </w:num>
+  <w:num w:numId="84" w16cid:durableId="872693651">
+    <w:abstractNumId w:val="11"/>
+    <w:lvlOverride w:ilvl="0">
+      <w:startOverride w:val="1"/>
+    </w:lvlOverride>
+    <w:lvlOverride w:ilvl="1">
+      <w:startOverride w:val="1"/>
+    </w:lvlOverride>
+    <w:lvlOverride w:ilvl="2">
+      <w:startOverride w:val="1"/>
+    </w:lvlOverride>
+    <w:lvlOverride w:ilvl="3">
+      <w:startOverride w:val="1"/>
+    </w:lvlOverride>
+    <w:lvlOverride w:ilvl="4">
+      <w:startOverride w:val="1"/>
+    </w:lvlOverride>
+    <w:lvlOverride w:ilvl="5">
+      <w:startOverride w:val="1"/>
+    </w:lvlOverride>
+    <w:lvlOverride w:ilvl="6">
+      <w:startOverride w:val="1"/>
+    </w:lvlOverride>
+    <w:lvlOverride w:ilvl="7">
+      <w:startOverride w:val="1"/>
+    </w:lvlOverride>
+    <w:lvlOverride w:ilvl="8">
+      <w:startOverride w:val="1"/>
+    </w:lvlOverride>
+  </w:num>
+  <w:num w:numId="85" w16cid:durableId="299773760">
+    <w:abstractNumId w:val="10"/>
+    <w:lvlOverride w:ilvl="0">
+      <w:startOverride w:val="1"/>
+    </w:lvlOverride>
+    <w:lvlOverride w:ilvl="1">
+      <w:startOverride w:val="1"/>
+    </w:lvlOverride>
+    <w:lvlOverride w:ilvl="2">
+      <w:startOverride w:val="1"/>
+    </w:lvlOverride>
+    <w:lvlOverride w:ilvl="3">
+      <w:startOverride w:val="1"/>
+    </w:lvlOverride>
+    <w:lvlOverride w:ilvl="4">
+      <w:startOverride w:val="1"/>
+    </w:lvlOverride>
+    <w:lvlOverride w:ilvl="5">
+      <w:startOverride w:val="1"/>
+    </w:lvlOverride>
+    <w:lvlOverride w:ilvl="6">
+      <w:startOverride w:val="1"/>
+    </w:lvlOverride>
+    <w:lvlOverride w:ilvl="7">
+      <w:startOverride w:val="1"/>
+    </w:lvlOverride>
+    <w:lvlOverride w:ilvl="8">
+      <w:startOverride w:val="1"/>
+    </w:lvlOverride>
+  </w:num>
+  <w:num w:numId="86" w16cid:durableId="1589997996">
+    <w:abstractNumId w:val="10"/>
+    <w:lvlOverride w:ilvl="0">
+      <w:startOverride w:val="1"/>
+    </w:lvlOverride>
+    <w:lvlOverride w:ilvl="1">
+      <w:startOverride w:val="1"/>
+    </w:lvlOverride>
+    <w:lvlOverride w:ilvl="2">
+      <w:startOverride w:val="1"/>
+    </w:lvlOverride>
+    <w:lvlOverride w:ilvl="3">
+      <w:startOverride w:val="1"/>
+    </w:lvlOverride>
+    <w:lvlOverride w:ilvl="4">
+      <w:startOverride w:val="1"/>
+    </w:lvlOverride>
+    <w:lvlOverride w:ilvl="5">
+      <w:startOverride w:val="1"/>
+    </w:lvlOverride>
+    <w:lvlOverride w:ilvl="6">
+      <w:startOverride w:val="1"/>
+    </w:lvlOverride>
+    <w:lvlOverride w:ilvl="7">
+      <w:startOverride w:val="1"/>
+    </w:lvlOverride>
+    <w:lvlOverride w:ilvl="8">
+      <w:startOverride w:val="1"/>
+    </w:lvlOverride>
+  </w:num>
+  <w:num w:numId="87" w16cid:durableId="768816026">
+    <w:abstractNumId w:val="11"/>
+    <w:lvlOverride w:ilvl="0">
+      <w:startOverride w:val="1"/>
+    </w:lvlOverride>
+    <w:lvlOverride w:ilvl="1">
+      <w:startOverride w:val="1"/>
+    </w:lvlOverride>
+    <w:lvlOverride w:ilvl="2">
+      <w:startOverride w:val="1"/>
+    </w:lvlOverride>
+    <w:lvlOverride w:ilvl="3">
+      <w:startOverride w:val="1"/>
+    </w:lvlOverride>
+    <w:lvlOverride w:ilvl="4">
+      <w:startOverride w:val="1"/>
+    </w:lvlOverride>
+    <w:lvlOverride w:ilvl="5">
+      <w:startOverride w:val="1"/>
+    </w:lvlOverride>
+    <w:lvlOverride w:ilvl="6">
+      <w:startOverride w:val="1"/>
+    </w:lvlOverride>
+    <w:lvlOverride w:ilvl="7">
+      <w:startOverride w:val="1"/>
+    </w:lvlOverride>
+    <w:lvlOverride w:ilvl="8">
+      <w:startOverride w:val="1"/>
+    </w:lvlOverride>
+  </w:num>
+  <w:num w:numId="88" w16cid:durableId="759109745">
+    <w:abstractNumId w:val="10"/>
+    <w:lvlOverride w:ilvl="0">
+      <w:startOverride w:val="1"/>
+    </w:lvlOverride>
+    <w:lvlOverride w:ilvl="1">
+      <w:startOverride w:val="1"/>
+    </w:lvlOverride>
+    <w:lvlOverride w:ilvl="2">
+      <w:startOverride w:val="1"/>
+    </w:lvlOverride>
+    <w:lvlOverride w:ilvl="3">
+      <w:startOverride w:val="1"/>
+    </w:lvlOverride>
+    <w:lvlOverride w:ilvl="4">
+      <w:startOverride w:val="1"/>
+    </w:lvlOverride>
+    <w:lvlOverride w:ilvl="5">
+      <w:startOverride w:val="1"/>
+    </w:lvlOverride>
+    <w:lvlOverride w:ilvl="6">
+      <w:startOverride w:val="1"/>
+    </w:lvlOverride>
+    <w:lvlOverride w:ilvl="7">
+      <w:startOverride w:val="1"/>
+    </w:lvlOverride>
+    <w:lvlOverride w:ilvl="8">
+      <w:startOverride w:val="1"/>
+    </w:lvlOverride>
+  </w:num>
+  <w:num w:numId="89" w16cid:durableId="449712216">
+    <w:abstractNumId w:val="10"/>
+    <w:lvlOverride w:ilvl="0">
+      <w:startOverride w:val="1"/>
+    </w:lvlOverride>
+    <w:lvlOverride w:ilvl="1">
+      <w:startOverride w:val="1"/>
+    </w:lvlOverride>
+    <w:lvlOverride w:ilvl="2">
+      <w:startOverride w:val="1"/>
+    </w:lvlOverride>
+    <w:lvlOverride w:ilvl="3">
+      <w:startOverride w:val="1"/>
+    </w:lvlOverride>
+    <w:lvlOverride w:ilvl="4">
+      <w:startOverride w:val="1"/>
+    </w:lvlOverride>
+    <w:lvlOverride w:ilvl="5">
+      <w:startOverride w:val="1"/>
+    </w:lvlOverride>
+    <w:lvlOverride w:ilvl="6">
+      <w:startOverride w:val="1"/>
+    </w:lvlOverride>
+    <w:lvlOverride w:ilvl="7">
+      <w:startOverride w:val="1"/>
+    </w:lvlOverride>
+    <w:lvlOverride w:ilvl="8">
+      <w:startOverride w:val="1"/>
+    </w:lvlOverride>
+  </w:num>
+  <w:num w:numId="90" w16cid:durableId="1941571877">
+    <w:abstractNumId w:val="10"/>
+    <w:lvlOverride w:ilvl="0">
+      <w:startOverride w:val="1"/>
+    </w:lvlOverride>
+    <w:lvlOverride w:ilvl="1">
+      <w:startOverride w:val="1"/>
+    </w:lvlOverride>
+    <w:lvlOverride w:ilvl="2">
+      <w:startOverride w:val="1"/>
+    </w:lvlOverride>
+    <w:lvlOverride w:ilvl="3">
+      <w:startOverride w:val="1"/>
+    </w:lvlOverride>
+    <w:lvlOverride w:ilvl="4">
+      <w:startOverride w:val="1"/>
+    </w:lvlOverride>
+    <w:lvlOverride w:ilvl="5">
+      <w:startOverride w:val="1"/>
+    </w:lvlOverride>
+    <w:lvlOverride w:ilvl="6">
+      <w:startOverride w:val="1"/>
+    </w:lvlOverride>
+    <w:lvlOverride w:ilvl="7">
+      <w:startOverride w:val="1"/>
+    </w:lvlOverride>
+    <w:lvlOverride w:ilvl="8">
+      <w:startOverride w:val="1"/>
+    </w:lvlOverride>
+  </w:num>
+  <w:num w:numId="91" w16cid:durableId="619262617">
+    <w:abstractNumId w:val="10"/>
+    <w:lvlOverride w:ilvl="0">
+      <w:startOverride w:val="1"/>
+    </w:lvlOverride>
+    <w:lvlOverride w:ilvl="1">
+      <w:startOverride w:val="1"/>
+    </w:lvlOverride>
+    <w:lvlOverride w:ilvl="2">
+      <w:startOverride w:val="1"/>
+    </w:lvlOverride>
+    <w:lvlOverride w:ilvl="3">
+      <w:startOverride w:val="1"/>
+    </w:lvlOverride>
+    <w:lvlOverride w:ilvl="4">
+      <w:startOverride w:val="1"/>
+    </w:lvlOverride>
+    <w:lvlOverride w:ilvl="5">
+      <w:startOverride w:val="1"/>
+    </w:lvlOverride>
+    <w:lvlOverride w:ilvl="6">
+      <w:startOverride w:val="1"/>
+    </w:lvlOverride>
+    <w:lvlOverride w:ilvl="7">
+      <w:startOverride w:val="1"/>
+    </w:lvlOverride>
+    <w:lvlOverride w:ilvl="8">
+      <w:startOverride w:val="1"/>
+    </w:lvlOverride>
+  </w:num>
+  <w:num w:numId="92" w16cid:durableId="1234050341">
+    <w:abstractNumId w:val="10"/>
+    <w:lvlOverride w:ilvl="0">
+      <w:startOverride w:val="1"/>
+    </w:lvlOverride>
+    <w:lvlOverride w:ilvl="1">
+      <w:startOverride w:val="1"/>
+    </w:lvlOverride>
+    <w:lvlOverride w:ilvl="2">
+      <w:startOverride w:val="1"/>
+    </w:lvlOverride>
+    <w:lvlOverride w:ilvl="3">
+      <w:startOverride w:val="1"/>
+    </w:lvlOverride>
+    <w:lvlOverride w:ilvl="4">
+      <w:startOverride w:val="1"/>
+    </w:lvlOverride>
+    <w:lvlOverride w:ilvl="5">
+      <w:startOverride w:val="1"/>
+    </w:lvlOverride>
+    <w:lvlOverride w:ilvl="6">
+      <w:startOverride w:val="1"/>
+    </w:lvlOverride>
+    <w:lvlOverride w:ilvl="7">
+      <w:startOverride w:val="1"/>
+    </w:lvlOverride>
+    <w:lvlOverride w:ilvl="8">
+      <w:startOverride w:val="1"/>
+    </w:lvlOverride>
+  </w:num>
+  <w:num w:numId="93" w16cid:durableId="956252656">
+    <w:abstractNumId w:val="10"/>
+    <w:lvlOverride w:ilvl="0">
+      <w:startOverride w:val="1"/>
+    </w:lvlOverride>
+    <w:lvlOverride w:ilvl="1">
+      <w:startOverride w:val="1"/>
+    </w:lvlOverride>
+    <w:lvlOverride w:ilvl="2">
+      <w:startOverride w:val="1"/>
+    </w:lvlOverride>
+    <w:lvlOverride w:ilvl="3">
+      <w:startOverride w:val="1"/>
+    </w:lvlOverride>
+    <w:lvlOverride w:ilvl="4">
+      <w:startOverride w:val="1"/>
+    </w:lvlOverride>
+    <w:lvlOverride w:ilvl="5">
+      <w:startOverride w:val="1"/>
+    </w:lvlOverride>
+    <w:lvlOverride w:ilvl="6">
+      <w:startOverride w:val="1"/>
+    </w:lvlOverride>
+    <w:lvlOverride w:ilvl="7">
+      <w:startOverride w:val="1"/>
+    </w:lvlOverride>
+    <w:lvlOverride w:ilvl="8">
+      <w:startOverride w:val="1"/>
+    </w:lvlOverride>
+  </w:num>
+  <w:num w:numId="94" w16cid:durableId="1663585857">
+    <w:abstractNumId w:val="10"/>
+    <w:lvlOverride w:ilvl="0">
+      <w:startOverride w:val="1"/>
+    </w:lvlOverride>
+    <w:lvlOverride w:ilvl="1">
+      <w:startOverride w:val="1"/>
+    </w:lvlOverride>
+    <w:lvlOverride w:ilvl="2">
+      <w:startOverride w:val="1"/>
+    </w:lvlOverride>
+    <w:lvlOverride w:ilvl="3">
+      <w:startOverride w:val="1"/>
+    </w:lvlOverride>
+    <w:lvlOverride w:ilvl="4">
+      <w:startOverride w:val="1"/>
+    </w:lvlOverride>
+    <w:lvlOverride w:ilvl="5">
+      <w:startOverride w:val="1"/>
+    </w:lvlOverride>
+    <w:lvlOverride w:ilvl="6">
+      <w:startOverride w:val="1"/>
+    </w:lvlOverride>
+    <w:lvlOverride w:ilvl="7">
+      <w:startOverride w:val="1"/>
+    </w:lvlOverride>
+    <w:lvlOverride w:ilvl="8">
+      <w:startOverride w:val="1"/>
+    </w:lvlOverride>
+  </w:num>
+  <w:num w:numId="95" w16cid:durableId="134153506">
+    <w:abstractNumId w:val="10"/>
+    <w:lvlOverride w:ilvl="0">
+      <w:startOverride w:val="1"/>
+    </w:lvlOverride>
+    <w:lvlOverride w:ilvl="1">
+      <w:startOverride w:val="1"/>
+    </w:lvlOverride>
+    <w:lvlOverride w:ilvl="2">
+      <w:startOverride w:val="1"/>
+    </w:lvlOverride>
+    <w:lvlOverride w:ilvl="3">
+      <w:startOverride w:val="1"/>
+    </w:lvlOverride>
+    <w:lvlOverride w:ilvl="4">
+      <w:startOverride w:val="1"/>
+    </w:lvlOverride>
+    <w:lvlOverride w:ilvl="5">
+      <w:startOverride w:val="1"/>
+    </w:lvlOverride>
+    <w:lvlOverride w:ilvl="6">
+      <w:startOverride w:val="1"/>
+    </w:lvlOverride>
+    <w:lvlOverride w:ilvl="7">
+      <w:startOverride w:val="1"/>
+    </w:lvlOverride>
+    <w:lvlOverride w:ilvl="8">
+      <w:startOverride w:val="1"/>
+    </w:lvlOverride>
+  </w:num>
+  <w:num w:numId="96" w16cid:durableId="91365661">
+    <w:abstractNumId w:val="10"/>
+    <w:lvlOverride w:ilvl="0">
+      <w:startOverride w:val="1"/>
+    </w:lvlOverride>
+    <w:lvlOverride w:ilvl="1">
+      <w:startOverride w:val="1"/>
+    </w:lvlOverride>
+    <w:lvlOverride w:ilvl="2">
+      <w:startOverride w:val="1"/>
+    </w:lvlOverride>
+    <w:lvlOverride w:ilvl="3">
+      <w:startOverride w:val="1"/>
+    </w:lvlOverride>
+    <w:lvlOverride w:ilvl="4">
+      <w:startOverride w:val="1"/>
+    </w:lvlOverride>
+    <w:lvlOverride w:ilvl="5">
+      <w:startOverride w:val="1"/>
+    </w:lvlOverride>
+    <w:lvlOverride w:ilvl="6">
+      <w:startOverride w:val="1"/>
+    </w:lvlOverride>
+    <w:lvlOverride w:ilvl="7">
+      <w:startOverride w:val="1"/>
+    </w:lvlOverride>
+    <w:lvlOverride w:ilvl="8">
+      <w:startOverride w:val="1"/>
+    </w:lvlOverride>
+  </w:num>
+  <w:num w:numId="97" w16cid:durableId="812217168">
+    <w:abstractNumId w:val="10"/>
+    <w:lvlOverride w:ilvl="0">
+      <w:startOverride w:val="1"/>
+    </w:lvlOverride>
+    <w:lvlOverride w:ilvl="1">
+      <w:startOverride w:val="1"/>
+    </w:lvlOverride>
+    <w:lvlOverride w:ilvl="2">
+      <w:startOverride w:val="1"/>
+    </w:lvlOverride>
+    <w:lvlOverride w:ilvl="3">
+      <w:startOverride w:val="1"/>
+    </w:lvlOverride>
+    <w:lvlOverride w:ilvl="4">
+      <w:startOverride w:val="1"/>
+    </w:lvlOverride>
+    <w:lvlOverride w:ilvl="5">
+      <w:startOverride w:val="1"/>
+    </w:lvlOverride>
+    <w:lvlOverride w:ilvl="6">
+      <w:startOverride w:val="1"/>
+    </w:lvlOverride>
+    <w:lvlOverride w:ilvl="7">
+      <w:startOverride w:val="1"/>
+    </w:lvlOverride>
+    <w:lvlOverride w:ilvl="8">
+      <w:startOverride w:val="1"/>
+    </w:lvlOverride>
+  </w:num>
+  <w:num w:numId="98" w16cid:durableId="1366950158">
+    <w:abstractNumId w:val="10"/>
+    <w:lvlOverride w:ilvl="0">
+      <w:startOverride w:val="1"/>
+    </w:lvlOverride>
+    <w:lvlOverride w:ilvl="1">
+      <w:startOverride w:val="1"/>
+    </w:lvlOverride>
+    <w:lvlOverride w:ilvl="2">
+      <w:startOverride w:val="1"/>
+    </w:lvlOverride>
+    <w:lvlOverride w:ilvl="3">
+      <w:startOverride w:val="1"/>
+    </w:lvlOverride>
+    <w:lvlOverride w:ilvl="4">
+      <w:startOverride w:val="1"/>
+    </w:lvlOverride>
+    <w:lvlOverride w:ilvl="5">
+      <w:startOverride w:val="1"/>
+    </w:lvlOverride>
+    <w:lvlOverride w:ilvl="6">
+      <w:startOverride w:val="1"/>
+    </w:lvlOverride>
+    <w:lvlOverride w:ilvl="7">
+      <w:startOverride w:val="1"/>
+    </w:lvlOverride>
+    <w:lvlOverride w:ilvl="8">
+      <w:startOverride w:val="1"/>
+    </w:lvlOverride>
+  </w:num>
+  <w:num w:numId="99" w16cid:durableId="491529433">
+    <w:abstractNumId w:val="10"/>
+    <w:lvlOverride w:ilvl="0">
+      <w:startOverride w:val="1"/>
+    </w:lvlOverride>
+    <w:lvlOverride w:ilvl="1">
+      <w:startOverride w:val="1"/>
+    </w:lvlOverride>
+    <w:lvlOverride w:ilvl="2">
+      <w:startOverride w:val="1"/>
+    </w:lvlOverride>
+    <w:lvlOverride w:ilvl="3">
+      <w:startOverride w:val="1"/>
+    </w:lvlOverride>
+    <w:lvlOverride w:ilvl="4">
+      <w:startOverride w:val="1"/>
+    </w:lvlOverride>
+    <w:lvlOverride w:ilvl="5">
+      <w:startOverride w:val="1"/>
+    </w:lvlOverride>
+    <w:lvlOverride w:ilvl="6">
+      <w:startOverride w:val="1"/>
+    </w:lvlOverride>
+    <w:lvlOverride w:ilvl="7">
+      <w:startOverride w:val="1"/>
+    </w:lvlOverride>
+    <w:lvlOverride w:ilvl="8">
+      <w:startOverride w:val="1"/>
+    </w:lvlOverride>
+  </w:num>
+  <w:num w:numId="100" w16cid:durableId="749042129">
+    <w:abstractNumId w:val="10"/>
+    <w:lvlOverride w:ilvl="0">
+      <w:startOverride w:val="1"/>
+    </w:lvlOverride>
+    <w:lvlOverride w:ilvl="1">
+      <w:startOverride w:val="1"/>
+    </w:lvlOverride>
+    <w:lvlOverride w:ilvl="2">
+      <w:startOverride w:val="1"/>
+    </w:lvlOverride>
+    <w:lvlOverride w:ilvl="3">
+      <w:startOverride w:val="1"/>
+    </w:lvlOverride>
+    <w:lvlOverride w:ilvl="4">
+      <w:startOverride w:val="1"/>
+    </w:lvlOverride>
+    <w:lvlOverride w:ilvl="5">
+      <w:startOverride w:val="1"/>
+    </w:lvlOverride>
+    <w:lvlOverride w:ilvl="6">
+      <w:startOverride w:val="1"/>
+    </w:lvlOverride>
+    <w:lvlOverride w:ilvl="7">
+      <w:startOverride w:val="1"/>
+    </w:lvlOverride>
+    <w:lvlOverride w:ilvl="8">
+      <w:startOverride w:val="1"/>
+    </w:lvlOverride>
+  </w:num>
+  <w:num w:numId="101" w16cid:durableId="898518826">
+    <w:abstractNumId w:val="10"/>
+    <w:lvlOverride w:ilvl="0">
+      <w:startOverride w:val="1"/>
+    </w:lvlOverride>
+    <w:lvlOverride w:ilvl="1">
+      <w:startOverride w:val="1"/>
+    </w:lvlOverride>
+    <w:lvlOverride w:ilvl="2">
+      <w:startOverride w:val="1"/>
+    </w:lvlOverride>
+    <w:lvlOverride w:ilvl="3">
+      <w:startOverride w:val="1"/>
+    </w:lvlOverride>
+    <w:lvlOverride w:ilvl="4">
+      <w:startOverride w:val="1"/>
+    </w:lvlOverride>
+    <w:lvlOverride w:ilvl="5">
+      <w:startOverride w:val="1"/>
+    </w:lvlOverride>
+    <w:lvlOverride w:ilvl="6">
+      <w:startOverride w:val="1"/>
+    </w:lvlOverride>
+    <w:lvlOverride w:ilvl="7">
+      <w:startOverride w:val="1"/>
+    </w:lvlOverride>
+    <w:lvlOverride w:ilvl="8">
+      <w:startOverride w:val="1"/>
+    </w:lvlOverride>
+  </w:num>
+  <w:num w:numId="102" w16cid:durableId="640691885">
+    <w:abstractNumId w:val="10"/>
+    <w:lvlOverride w:ilvl="0">
+      <w:startOverride w:val="1"/>
+    </w:lvlOverride>
+    <w:lvlOverride w:ilvl="1">
+      <w:startOverride w:val="1"/>
+    </w:lvlOverride>
+    <w:lvlOverride w:ilvl="2">
+      <w:startOverride w:val="1"/>
+    </w:lvlOverride>
+    <w:lvlOverride w:ilvl="3">
+      <w:startOverride w:val="1"/>
+    </w:lvlOverride>
+    <w:lvlOverride w:ilvl="4">
+      <w:startOverride w:val="1"/>
+    </w:lvlOverride>
+    <w:lvlOverride w:ilvl="5">
+      <w:startOverride w:val="1"/>
+    </w:lvlOverride>
+    <w:lvlOverride w:ilvl="6">
+      <w:startOverride w:val="1"/>
+    </w:lvlOverride>
+    <w:lvlOverride w:ilvl="7">
+      <w:startOverride w:val="1"/>
+    </w:lvlOverride>
+    <w:lvlOverride w:ilvl="8">
+      <w:startOverride w:val="1"/>
+    </w:lvlOverride>
+  </w:num>
+  <w:num w:numId="103" w16cid:durableId="821192956">
+    <w:abstractNumId w:val="11"/>
+    <w:lvlOverride w:ilvl="0">
+      <w:startOverride w:val="1"/>
+    </w:lvlOverride>
+    <w:lvlOverride w:ilvl="1">
+      <w:startOverride w:val="1"/>
+    </w:lvlOverride>
+    <w:lvlOverride w:ilvl="2">
+      <w:startOverride w:val="1"/>
+    </w:lvlOverride>
+    <w:lvlOverride w:ilvl="3">
+      <w:startOverride w:val="1"/>
+    </w:lvlOverride>
+    <w:lvlOverride w:ilvl="4">
+      <w:startOverride w:val="1"/>
+    </w:lvlOverride>
+    <w:lvlOverride w:ilvl="5">
+      <w:startOverride w:val="1"/>
+    </w:lvlOverride>
+    <w:lvlOverride w:ilvl="6">
+      <w:startOverride w:val="1"/>
+    </w:lvlOverride>
+    <w:lvlOverride w:ilvl="7">
+      <w:startOverride w:val="1"/>
+    </w:lvlOverride>
+    <w:lvlOverride w:ilvl="8">
+      <w:startOverride w:val="1"/>
+    </w:lvlOverride>
   </w:num>
 </w:numbering>
 </file>
@@ -696,10 +3767,10 @@
   <w:style w:type="paragraph" w:default="1" w:styleId="a1">
     <w:name w:val="Normal"/>
     <w:qFormat/>
-    <w:rsid w:val="00270014"/>
+    <w:rsid w:val="00DE33D7"/>
     <w:pPr>
-      <w:spacing w:after="0" w:line="240" w:lineRule="auto"/>
-      <w:ind w:firstLine="851"/>
+      <w:spacing w:after="120" w:line="240" w:lineRule="auto"/>
+      <w:ind w:left="851" w:hanging="851"/>
       <w:jc w:val="both"/>
     </w:pPr>
     <w:rPr>
@@ -716,7 +3787,7 @@
     <w:link w:val="10"/>
     <w:uiPriority w:val="9"/>
     <w:qFormat/>
-    <w:rsid w:val="00270014"/>
+    <w:rsid w:val="005D4F99"/>
     <w:pPr>
       <w:keepNext/>
       <w:keepLines/>
@@ -726,7 +3797,9 @@
     </w:pPr>
     <w:rPr>
       <w:rFonts w:eastAsiaTheme="majorEastAsia" w:cstheme="majorBidi"/>
+      <w:b/>
       <w:bCs/>
+      <w:caps/>
       <w:szCs w:val="28"/>
     </w:rPr>
   </w:style>
@@ -738,17 +3811,19 @@
     <w:uiPriority w:val="9"/>
     <w:unhideWhenUsed/>
     <w:qFormat/>
-    <w:rsid w:val="00270014"/>
+    <w:rsid w:val="00DE33D7"/>
     <w:pPr>
       <w:keepNext/>
       <w:keepLines/>
-      <w:spacing w:before="280" w:after="280"/>
-      <w:jc w:val="left"/>
+      <w:spacing w:before="480" w:after="480"/>
+      <w:ind w:left="0" w:firstLine="0"/>
+      <w:jc w:val="center"/>
       <w:outlineLvl w:val="1"/>
     </w:pPr>
     <w:rPr>
       <w:rFonts w:eastAsiaTheme="majorEastAsia" w:cstheme="majorBidi"/>
       <w:bCs/>
+      <w:caps/>
       <w:szCs w:val="26"/>
     </w:rPr>
   </w:style>
@@ -760,18 +3835,17 @@
     <w:uiPriority w:val="9"/>
     <w:unhideWhenUsed/>
     <w:qFormat/>
-    <w:rsid w:val="00FC693F"/>
+    <w:rsid w:val="00DE33D7"/>
     <w:pPr>
       <w:keepNext/>
       <w:keepLines/>
-      <w:spacing w:before="200"/>
+      <w:spacing w:before="360" w:after="360"/>
       <w:outlineLvl w:val="2"/>
     </w:pPr>
     <w:rPr>
-      <w:rFonts w:asciiTheme="majorHAnsi" w:eastAsiaTheme="majorEastAsia" w:hAnsiTheme="majorHAnsi" w:cstheme="majorBidi"/>
-      <w:b/>
+      <w:rFonts w:eastAsiaTheme="majorEastAsia" w:cstheme="majorBidi"/>
       <w:bCs/>
-      <w:color w:val="4F81BD" w:themeColor="accent1"/>
+      <w:color w:val="auto"/>
     </w:rPr>
   </w:style>
   <w:style w:type="paragraph" w:styleId="4">
@@ -997,10 +4071,12 @@
     <w:basedOn w:val="a2"/>
     <w:link w:val="1"/>
     <w:uiPriority w:val="9"/>
-    <w:rsid w:val="00270014"/>
+    <w:rsid w:val="005D4F99"/>
     <w:rPr>
       <w:rFonts w:ascii="Times New Roman" w:eastAsiaTheme="majorEastAsia" w:hAnsi="Times New Roman" w:cstheme="majorBidi"/>
+      <w:b/>
       <w:bCs/>
+      <w:caps/>
       <w:color w:val="000000"/>
       <w:sz w:val="28"/>
       <w:szCs w:val="28"/>
@@ -1012,10 +4088,11 @@
     <w:basedOn w:val="a2"/>
     <w:link w:val="21"/>
     <w:uiPriority w:val="9"/>
-    <w:rsid w:val="00270014"/>
+    <w:rsid w:val="00DE33D7"/>
     <w:rPr>
       <w:rFonts w:ascii="Times New Roman" w:eastAsiaTheme="majorEastAsia" w:hAnsi="Times New Roman" w:cstheme="majorBidi"/>
       <w:bCs/>
+      <w:caps/>
       <w:color w:val="000000"/>
       <w:sz w:val="28"/>
       <w:szCs w:val="26"/>
@@ -1027,12 +4104,12 @@
     <w:basedOn w:val="a2"/>
     <w:link w:val="31"/>
     <w:uiPriority w:val="9"/>
-    <w:rsid w:val="00FC693F"/>
+    <w:rsid w:val="00DE33D7"/>
     <w:rPr>
-      <w:rFonts w:asciiTheme="majorHAnsi" w:eastAsiaTheme="majorEastAsia" w:hAnsiTheme="majorHAnsi" w:cstheme="majorBidi"/>
-      <w:b/>
+      <w:rFonts w:ascii="Times New Roman" w:eastAsiaTheme="majorEastAsia" w:hAnsi="Times New Roman" w:cstheme="majorBidi"/>
       <w:bCs/>
-      <w:color w:val="4F81BD" w:themeColor="accent1"/>
+      <w:sz w:val="28"/>
+      <w:lang w:val="ru-RU" w:eastAsia="ru-RU" w:bidi="ru-RU"/>
     </w:rPr>
   </w:style>
   <w:style w:type="paragraph" w:styleId="aa">
@@ -1088,7 +4165,7 @@
       <w:numPr>
         <w:ilvl w:val="1"/>
       </w:numPr>
-      <w:ind w:firstLine="851"/>
+      <w:ind w:left="851" w:firstLine="851"/>
     </w:pPr>
     <w:rPr>
       <w:rFonts w:asciiTheme="majorHAnsi" w:eastAsiaTheme="majorEastAsia" w:hAnsiTheme="majorHAnsi" w:cstheme="majorBidi"/>
@@ -1134,9 +4211,6 @@
     <w:uiPriority w:val="99"/>
     <w:unhideWhenUsed/>
     <w:rsid w:val="00AA1D8D"/>
-    <w:pPr>
-      <w:spacing w:after="120"/>
-    </w:pPr>
   </w:style>
   <w:style w:type="character" w:customStyle="1" w:styleId="af0">
     <w:name w:val="Основной текст Знак"/>
@@ -1153,7 +4227,7 @@
     <w:unhideWhenUsed/>
     <w:rsid w:val="00AA1D8D"/>
     <w:pPr>
-      <w:spacing w:after="120" w:line="480" w:lineRule="auto"/>
+      <w:spacing w:line="480" w:lineRule="auto"/>
     </w:pPr>
   </w:style>
   <w:style w:type="character" w:customStyle="1" w:styleId="24">
@@ -1170,9 +4244,6 @@
     <w:uiPriority w:val="99"/>
     <w:unhideWhenUsed/>
     <w:rsid w:val="00AA1D8D"/>
-    <w:pPr>
-      <w:spacing w:after="120"/>
-    </w:pPr>
     <w:rPr>
       <w:sz w:val="16"/>
       <w:szCs w:val="16"/>
@@ -1307,7 +4378,6 @@
     <w:unhideWhenUsed/>
     <w:rsid w:val="0029639D"/>
     <w:pPr>
-      <w:spacing w:after="120"/>
       <w:ind w:left="360"/>
       <w:contextualSpacing/>
     </w:pPr>
@@ -1319,7 +4389,6 @@
     <w:unhideWhenUsed/>
     <w:rsid w:val="0029639D"/>
     <w:pPr>
-      <w:spacing w:after="120"/>
       <w:ind w:left="720"/>
       <w:contextualSpacing/>
     </w:pPr>
@@ -1331,7 +4400,6 @@
     <w:unhideWhenUsed/>
     <w:rsid w:val="0029639D"/>
     <w:pPr>
-      <w:spacing w:after="120"/>
       <w:ind w:left="1080"/>
       <w:contextualSpacing/>
     </w:pPr>
@@ -11691,6 +14759,204 @@
         <w:shd w:val="clear" w:color="auto" w:fill="FBCAA2" w:themeFill="accent6" w:themeFillTint="7F"/>
       </w:tcPr>
     </w:tblStylePr>
+  </w:style>
+  <w:style w:type="paragraph" w:customStyle="1" w:styleId="SourceCode">
+    <w:name w:val="Source Code"/>
+    <w:pPr>
+      <w:wordWrap w:val="0"/>
+    </w:pPr>
+  </w:style>
+  <w:style w:type="character" w:customStyle="1" w:styleId="KeywordTok">
+    <w:name w:val="KeywordTok"/>
+    <w:rPr>
+      <w:b/>
+      <w:color w:val="007020"/>
+    </w:rPr>
+  </w:style>
+  <w:style w:type="character" w:customStyle="1" w:styleId="DataTypeTok">
+    <w:name w:val="DataTypeTok"/>
+    <w:rPr>
+      <w:color w:val="902000"/>
+    </w:rPr>
+  </w:style>
+  <w:style w:type="character" w:customStyle="1" w:styleId="DecValTok">
+    <w:name w:val="DecValTok"/>
+    <w:rPr>
+      <w:color w:val="40A070"/>
+    </w:rPr>
+  </w:style>
+  <w:style w:type="character" w:customStyle="1" w:styleId="BaseNTok">
+    <w:name w:val="BaseNTok"/>
+    <w:rPr>
+      <w:color w:val="40A070"/>
+    </w:rPr>
+  </w:style>
+  <w:style w:type="character" w:customStyle="1" w:styleId="FloatTok">
+    <w:name w:val="FloatTok"/>
+    <w:rPr>
+      <w:color w:val="40A070"/>
+    </w:rPr>
+  </w:style>
+  <w:style w:type="character" w:customStyle="1" w:styleId="ConstantTok">
+    <w:name w:val="ConstantTok"/>
+    <w:rPr>
+      <w:color w:val="880000"/>
+    </w:rPr>
+  </w:style>
+  <w:style w:type="character" w:customStyle="1" w:styleId="CharTok">
+    <w:name w:val="CharTok"/>
+    <w:rPr>
+      <w:color w:val="4070A0"/>
+    </w:rPr>
+  </w:style>
+  <w:style w:type="character" w:customStyle="1" w:styleId="SpecialCharTok">
+    <w:name w:val="SpecialCharTok"/>
+    <w:rPr>
+      <w:color w:val="4070A0"/>
+    </w:rPr>
+  </w:style>
+  <w:style w:type="character" w:customStyle="1" w:styleId="StringTok">
+    <w:name w:val="StringTok"/>
+    <w:rPr>
+      <w:color w:val="4070A0"/>
+    </w:rPr>
+  </w:style>
+  <w:style w:type="character" w:customStyle="1" w:styleId="VerbatimStringTok">
+    <w:name w:val="VerbatimStringTok"/>
+    <w:rPr>
+      <w:color w:val="4070A0"/>
+    </w:rPr>
+  </w:style>
+  <w:style w:type="character" w:customStyle="1" w:styleId="SpecialStringTok">
+    <w:name w:val="SpecialStringTok"/>
+    <w:rPr>
+      <w:color w:val="BB6688"/>
+    </w:rPr>
+  </w:style>
+  <w:style w:type="character" w:customStyle="1" w:styleId="ImportTok">
+    <w:name w:val="ImportTok"/>
+    <w:rPr>
+      <w:b/>
+      <w:color w:val="008000"/>
+    </w:rPr>
+  </w:style>
+  <w:style w:type="character" w:customStyle="1" w:styleId="CommentTok">
+    <w:name w:val="CommentTok"/>
+    <w:rPr>
+      <w:i/>
+      <w:color w:val="60A0B0"/>
+    </w:rPr>
+  </w:style>
+  <w:style w:type="character" w:customStyle="1" w:styleId="DocumentationTok">
+    <w:name w:val="DocumentationTok"/>
+    <w:rPr>
+      <w:i/>
+      <w:color w:val="BA2121"/>
+    </w:rPr>
+  </w:style>
+  <w:style w:type="character" w:customStyle="1" w:styleId="AnnotationTok">
+    <w:name w:val="AnnotationTok"/>
+    <w:rPr>
+      <w:b/>
+      <w:i/>
+      <w:color w:val="60A0B0"/>
+    </w:rPr>
+  </w:style>
+  <w:style w:type="character" w:customStyle="1" w:styleId="CommentVarTok">
+    <w:name w:val="CommentVarTok"/>
+    <w:rPr>
+      <w:b/>
+      <w:i/>
+      <w:color w:val="60A0B0"/>
+    </w:rPr>
+  </w:style>
+  <w:style w:type="character" w:customStyle="1" w:styleId="OtherTok">
+    <w:name w:val="OtherTok"/>
+    <w:rPr>
+      <w:color w:val="007020"/>
+    </w:rPr>
+  </w:style>
+  <w:style w:type="character" w:customStyle="1" w:styleId="FunctionTok">
+    <w:name w:val="FunctionTok"/>
+    <w:rPr>
+      <w:color w:val="06287E"/>
+    </w:rPr>
+  </w:style>
+  <w:style w:type="character" w:customStyle="1" w:styleId="VariableTok">
+    <w:name w:val="VariableTok"/>
+    <w:rPr>
+      <w:color w:val="19177C"/>
+    </w:rPr>
+  </w:style>
+  <w:style w:type="character" w:customStyle="1" w:styleId="ControlFlowTok">
+    <w:name w:val="ControlFlowTok"/>
+    <w:rPr>
+      <w:b/>
+      <w:color w:val="007020"/>
+    </w:rPr>
+  </w:style>
+  <w:style w:type="character" w:customStyle="1" w:styleId="OperatorTok">
+    <w:name w:val="OperatorTok"/>
+    <w:rPr>
+      <w:color w:val="666666"/>
+    </w:rPr>
+  </w:style>
+  <w:style w:type="character" w:customStyle="1" w:styleId="BuiltInTok">
+    <w:name w:val="BuiltInTok"/>
+    <w:rPr>
+      <w:color w:val="008000"/>
+    </w:rPr>
+  </w:style>
+  <w:style w:type="character" w:customStyle="1" w:styleId="ExtensionTok">
+    <w:name w:val="ExtensionTok"/>
+  </w:style>
+  <w:style w:type="character" w:customStyle="1" w:styleId="PreprocessorTok">
+    <w:name w:val="PreprocessorTok"/>
+    <w:rPr>
+      <w:color w:val="BC7A00"/>
+    </w:rPr>
+  </w:style>
+  <w:style w:type="character" w:customStyle="1" w:styleId="AttributeTok">
+    <w:name w:val="AttributeTok"/>
+    <w:rPr>
+      <w:color w:val="7D9029"/>
+    </w:rPr>
+  </w:style>
+  <w:style w:type="character" w:customStyle="1" w:styleId="RegionMarkerTok">
+    <w:name w:val="RegionMarkerTok"/>
+  </w:style>
+  <w:style w:type="character" w:customStyle="1" w:styleId="InformationTok">
+    <w:name w:val="InformationTok"/>
+    <w:rPr>
+      <w:b/>
+      <w:i/>
+      <w:color w:val="60A0B0"/>
+    </w:rPr>
+  </w:style>
+  <w:style w:type="character" w:customStyle="1" w:styleId="WarningTok">
+    <w:name w:val="WarningTok"/>
+    <w:rPr>
+      <w:b/>
+      <w:i/>
+      <w:color w:val="60A0B0"/>
+    </w:rPr>
+  </w:style>
+  <w:style w:type="character" w:customStyle="1" w:styleId="AlertTok">
+    <w:name w:val="AlertTok"/>
+    <w:rPr>
+      <w:b/>
+      <w:color w:val="FF0000"/>
+    </w:rPr>
+  </w:style>
+  <w:style w:type="character" w:customStyle="1" w:styleId="ErrorTok">
+    <w:name w:val="ErrorTok"/>
+    <w:rPr>
+      <w:b/>
+      <w:color w:val="FF0000"/>
+    </w:rPr>
+  </w:style>
+  <w:style w:type="character" w:customStyle="1" w:styleId="NormalTok">
+    <w:name w:val="NormalTok"/>
   </w:style>
 </w:styles>
 </file>
@@ -12013,16 +15279,4 @@
   </a:objectDefaults>
   <a:extraClrSchemeLst/>
 </a:theme>
-</file>
-
-<file path=customXml/item1.xml><?xml version="1.0" encoding="utf-8"?>
-<b:Sources xmlns:b="http://schemas.openxmlformats.org/officeDocument/2006/bibliography" xmlns="http://schemas.openxmlformats.org/officeDocument/2006/bibliography" SelectedStyle="/APA.XSL" StyleName="APA"/>
-</file>
-
-<file path=customXml/itemProps1.xml><?xml version="1.0" encoding="utf-8"?>
-<ds:datastoreItem xmlns:ds="http://schemas.openxmlformats.org/officeDocument/2006/customXml" ds:itemID="{EF278816-EC6F-A645-907D-7F25AECB1D4A}">
-  <ds:schemaRefs>
-    <ds:schemaRef ds:uri="http://schemas.openxmlformats.org/officeDocument/2006/bibliography"/>
-  </ds:schemaRefs>
-</ds:datastoreItem>
 </file>